--- a/Assets/Art/read/授权声明.docx
+++ b/Assets/Art/read/授权声明.docx
@@ -1,6 +1,6 @@
 
 <file path=word/document.xml><?xml version="1.0" encoding="utf-8"?>
-<w:document xmlns:wpc="http://schemas.microsoft.com/office/word/2010/wordprocessingCanvas" xmlns:cx="http://schemas.microsoft.com/office/drawing/2014/chartex" xmlns:cx1="http://schemas.microsoft.com/office/drawing/2015/9/8/chartex" xmlns:cx2="http://schemas.microsoft.com/office/drawing/2015/10/21/chartex" xmlns:cx3="http://schemas.microsoft.com/office/drawing/2016/5/9/chartex" xmlns:cx4="http://schemas.microsoft.com/office/drawing/2016/5/10/chartex" xmlns:cx5="http://schemas.microsoft.com/office/drawing/2016/5/11/chartex" xmlns:cx6="http://schemas.microsoft.com/office/drawing/2016/5/12/chartex" xmlns:cx7="http://schemas.microsoft.com/office/drawing/2016/5/13/chartex" xmlns:cx8="http://schemas.microsoft.com/office/drawing/2016/5/14/chartex" xmlns:mc="http://schemas.openxmlformats.org/markup-compatibility/2006" xmlns:aink="http://schemas.microsoft.com/office/drawing/2016/ink" xmlns:am3d="http://schemas.microsoft.com/office/drawing/2017/model3d" xmlns:o="urn:schemas-microsoft-com:office:office" xmlns:oel="http://schemas.microsoft.com/office/2019/extlst" xmlns:r="http://schemas.openxmlformats.org/officeDocument/2006/relationships" xmlns:m="http://schemas.openxmlformats.org/officeDocument/2006/math" xmlns:v="urn:schemas-microsoft-com:vml" xmlns:wp14="http://schemas.microsoft.com/office/word/2010/wordprocessingDrawing" xmlns:wp="http://schemas.openxmlformats.org/drawingml/2006/wordprocessingDrawing" xmlns:w10="urn:schemas-microsoft-com:office:word" xmlns:w="http://schemas.openxmlformats.org/wordprocessingml/2006/main" xmlns:w14="http://schemas.microsoft.com/office/word/2010/wordml" xmlns:w15="http://schemas.microsoft.com/office/word/2012/wordml" xmlns:w16cex="http://schemas.microsoft.com/office/word/2018/wordml/cex" xmlns:w16cid="http://schemas.microsoft.com/office/word/2016/wordml/cid" xmlns:w16="http://schemas.microsoft.com/office/word/2018/wordml" xmlns:w16sdtdh="http://schemas.microsoft.com/office/word/2020/wordml/sdtdatahash" xmlns:w16se="http://schemas.microsoft.com/office/word/2015/wordml/symex" xmlns:wpg="http://schemas.microsoft.com/office/word/2010/wordprocessingGroup" xmlns:wpi="http://schemas.microsoft.com/office/word/2010/wordprocessingInk" xmlns:wne="http://schemas.microsoft.com/office/word/2006/wordml" xmlns:wps="http://schemas.microsoft.com/office/word/2010/wordprocessingShape" mc:Ignorable="w14 w15 w16se w16cid w16 w16cex w16sdtdh wp14">
+<w:document xmlns:wpc="http://schemas.microsoft.com/office/word/2010/wordprocessingCanvas" xmlns:mc="http://schemas.openxmlformats.org/markup-compatibility/2006" xmlns:o="urn:schemas-microsoft-com:office:office" xmlns:r="http://schemas.openxmlformats.org/officeDocument/2006/relationships" xmlns:m="http://schemas.openxmlformats.org/officeDocument/2006/math" xmlns:v="urn:schemas-microsoft-com:vml" xmlns:wp14="http://schemas.microsoft.com/office/word/2010/wordprocessingDrawing" xmlns:wp="http://schemas.openxmlformats.org/drawingml/2006/wordprocessingDrawing" xmlns:w10="urn:schemas-microsoft-com:office:word" xmlns:w="http://schemas.openxmlformats.org/wordprocessingml/2006/main" xmlns:w14="http://schemas.microsoft.com/office/word/2010/wordml" xmlns:wpg="http://schemas.microsoft.com/office/word/2010/wordprocessingGroup" xmlns:wpi="http://schemas.microsoft.com/office/word/2010/wordprocessingInk" xmlns:wne="http://schemas.microsoft.com/office/word/2006/wordml" xmlns:wps="http://schemas.microsoft.com/office/word/2010/wordprocessingShape" mc:Ignorable="w14 wp14">
   <w:body>
     <w:p>
       <w:pPr>
@@ -487,7 +487,7 @@
     </w:p>
     <w:p>
       <w:pPr>
-        <w:ind w:firstLineChars="0" w:firstLine="0"/>
+        <w:ind w:firstLine="560"/>
       </w:pPr>
       <w:r>
         <w:rPr>
@@ -527,7 +527,7 @@
     </w:p>
     <w:p>
       <w:pPr>
-        <w:ind w:firstLineChars="0" w:firstLine="0"/>
+        <w:ind w:firstLine="560"/>
       </w:pPr>
       <w:r>
         <w:rPr>
@@ -600,6 +600,9 @@
       <w:pPr>
         <w:ind w:firstLineChars="0" w:firstLine="0"/>
         <w:jc w:val="right"/>
+        <w:rPr>
+          <w:rFonts w:hint="eastAsia"/>
+        </w:rPr>
       </w:pPr>
       <w:r>
         <w:rPr>
@@ -635,13 +638,523 @@
         <w:t>日</w:t>
       </w:r>
     </w:p>
+    <w:p>
+      <w:pPr>
+        <w:ind w:firstLineChars="0" w:firstLine="0"/>
+        <w:jc w:val="right"/>
+      </w:pPr>
+    </w:p>
+    <w:p>
+      <w:pPr>
+        <w:widowControl/>
+        <w:spacing w:line="240" w:lineRule="auto"/>
+        <w:ind w:firstLineChars="0" w:firstLine="0"/>
+        <w:jc w:val="left"/>
+      </w:pPr>
+      <w:r>
+        <w:br w:type="page"/>
+      </w:r>
+    </w:p>
+    <w:p>
+      <w:pPr>
+        <w:ind w:firstLine="560"/>
+      </w:pPr>
+    </w:p>
+    <w:p>
+      <w:pPr>
+        <w:widowControl/>
+        <w:snapToGrid w:val="0"/>
+        <w:ind w:firstLineChars="0" w:firstLine="0"/>
+        <w:jc w:val="center"/>
+        <w:rPr>
+          <w:b/>
+          <w:kern w:val="0"/>
+          <w:sz w:val="48"/>
+          <w:szCs w:val="44"/>
+        </w:rPr>
+      </w:pPr>
+    </w:p>
+    <w:p>
+      <w:pPr>
+        <w:widowControl/>
+        <w:snapToGrid w:val="0"/>
+        <w:ind w:firstLineChars="0" w:firstLine="0"/>
+        <w:jc w:val="center"/>
+        <w:rPr>
+          <w:b/>
+          <w:kern w:val="0"/>
+          <w:sz w:val="48"/>
+          <w:szCs w:val="44"/>
+        </w:rPr>
+      </w:pPr>
+    </w:p>
+    <w:p>
+      <w:pPr>
+        <w:widowControl/>
+        <w:snapToGrid w:val="0"/>
+        <w:ind w:firstLineChars="0" w:firstLine="0"/>
+        <w:jc w:val="center"/>
+        <w:rPr>
+          <w:b/>
+          <w:kern w:val="0"/>
+          <w:sz w:val="48"/>
+          <w:szCs w:val="44"/>
+        </w:rPr>
+      </w:pPr>
+    </w:p>
+    <w:p>
+      <w:pPr>
+        <w:widowControl/>
+        <w:snapToGrid w:val="0"/>
+        <w:ind w:firstLineChars="0" w:firstLine="0"/>
+        <w:jc w:val="center"/>
+        <w:rPr>
+          <w:b/>
+          <w:kern w:val="0"/>
+          <w:sz w:val="48"/>
+          <w:szCs w:val="44"/>
+        </w:rPr>
+      </w:pPr>
+    </w:p>
+    <w:p>
+      <w:pPr>
+        <w:widowControl/>
+        <w:snapToGrid w:val="0"/>
+        <w:ind w:firstLineChars="0" w:firstLine="0"/>
+        <w:jc w:val="center"/>
+        <w:rPr>
+          <w:b/>
+          <w:kern w:val="0"/>
+          <w:sz w:val="48"/>
+          <w:szCs w:val="44"/>
+        </w:rPr>
+      </w:pPr>
+    </w:p>
+    <w:p>
+      <w:pPr>
+        <w:widowControl/>
+        <w:snapToGrid w:val="0"/>
+        <w:ind w:firstLineChars="0" w:firstLine="0"/>
+        <w:jc w:val="center"/>
+        <w:rPr>
+          <w:b/>
+          <w:kern w:val="0"/>
+          <w:sz w:val="48"/>
+          <w:szCs w:val="44"/>
+        </w:rPr>
+      </w:pPr>
+      <w:proofErr w:type="gramStart"/>
+      <w:r>
+        <w:rPr>
+          <w:b/>
+          <w:kern w:val="0"/>
+          <w:sz w:val="48"/>
+          <w:szCs w:val="44"/>
+        </w:rPr>
+        <w:t>homeassistant-</w:t>
+      </w:r>
+      <w:r>
+        <w:rPr>
+          <w:b/>
+          <w:kern w:val="0"/>
+          <w:sz w:val="48"/>
+          <w:szCs w:val="44"/>
+        </w:rPr>
+        <w:t>3dscene</w:t>
+      </w:r>
+      <w:proofErr w:type="gramEnd"/>
+    </w:p>
+    <w:p>
+      <w:pPr>
+        <w:widowControl/>
+        <w:spacing w:line="240" w:lineRule="auto"/>
+        <w:ind w:firstLineChars="0" w:firstLine="0"/>
+        <w:jc w:val="center"/>
+        <w:rPr>
+          <w:b/>
+          <w:bCs/>
+          <w:sz w:val="36"/>
+          <w:szCs w:val="32"/>
+        </w:rPr>
+      </w:pPr>
+      <w:r>
+        <w:rPr>
+          <w:b/>
+          <w:bCs/>
+          <w:sz w:val="36"/>
+          <w:szCs w:val="32"/>
+        </w:rPr>
+        <w:t>Authorization statement</w:t>
+      </w:r>
+    </w:p>
+    <w:p>
+      <w:pPr>
+        <w:ind w:firstLine="560"/>
+      </w:pPr>
+    </w:p>
+    <w:p>
+      <w:pPr>
+        <w:ind w:firstLine="560"/>
+      </w:pPr>
+    </w:p>
+    <w:p>
+      <w:pPr>
+        <w:ind w:firstLine="560"/>
+      </w:pPr>
+    </w:p>
+    <w:p>
+      <w:pPr>
+        <w:ind w:firstLine="560"/>
+      </w:pPr>
+    </w:p>
+    <w:p>
+      <w:pPr>
+        <w:ind w:firstLine="560"/>
+      </w:pPr>
+    </w:p>
+    <w:p>
+      <w:pPr>
+        <w:ind w:firstLine="560"/>
+      </w:pPr>
+    </w:p>
+    <w:p>
+      <w:pPr>
+        <w:ind w:firstLine="560"/>
+      </w:pPr>
+    </w:p>
+    <w:p>
+      <w:pPr>
+        <w:spacing w:line="600" w:lineRule="auto"/>
+        <w:ind w:firstLineChars="0" w:firstLine="0"/>
+        <w:jc w:val="center"/>
+        <w:rPr>
+          <w:sz w:val="36"/>
+          <w:szCs w:val="36"/>
+          <w:u w:val="single"/>
+        </w:rPr>
+      </w:pPr>
+      <w:r>
+        <w:rPr>
+          <w:rFonts w:hint="eastAsia"/>
+          <w:sz w:val="36"/>
+          <w:szCs w:val="36"/>
+        </w:rPr>
+        <w:t>Asher Link</w:t>
+      </w:r>
+    </w:p>
+    <w:p>
+      <w:pPr>
+        <w:ind w:firstLine="560"/>
+      </w:pPr>
+    </w:p>
+    <w:p>
+      <w:pPr>
+        <w:widowControl/>
+        <w:spacing w:line="240" w:lineRule="auto"/>
+        <w:ind w:firstLineChars="0" w:firstLine="0"/>
+        <w:jc w:val="left"/>
+      </w:pPr>
+      <w:r>
+        <w:br w:type="page"/>
+      </w:r>
+    </w:p>
+    <w:p>
+      <w:pPr>
+        <w:pStyle w:val="1"/>
+        <w:numPr>
+          <w:ilvl w:val="0"/>
+          <w:numId w:val="4"/>
+        </w:numPr>
+      </w:pPr>
+      <w:r>
+        <w:lastRenderedPageBreak/>
+        <w:t>The introduction</w:t>
+      </w:r>
+    </w:p>
+    <w:p>
+      <w:pPr>
+        <w:ind w:firstLine="560"/>
+      </w:pPr>
+      <w:r>
+        <w:t xml:space="preserve">With the rapid development of home intelligence, Home </w:t>
+      </w:r>
+      <w:proofErr w:type="spellStart"/>
+      <w:r>
+        <w:t>Sistant</w:t>
+      </w:r>
+      <w:proofErr w:type="spellEnd"/>
+      <w:r>
+        <w:t xml:space="preserve"> provides complete and mature smart home solutions for enterprises, communities, organizations and many individuals. </w:t>
+      </w:r>
+      <w:proofErr w:type="spellStart"/>
+      <w:r>
+        <w:t>AsherLink</w:t>
+      </w:r>
+      <w:proofErr w:type="spellEnd"/>
+      <w:r>
+        <w:t xml:space="preserve"> extends a simple and excellent 3D visualization solution based on the features of the Home </w:t>
+      </w:r>
+      <w:proofErr w:type="spellStart"/>
+      <w:r>
+        <w:t>Sistant</w:t>
+      </w:r>
+      <w:proofErr w:type="spellEnd"/>
+      <w:r>
+        <w:t xml:space="preserve"> system. Free open source to the community.</w:t>
+      </w:r>
+    </w:p>
+    <w:p>
+      <w:pPr>
+        <w:ind w:firstLine="560"/>
+      </w:pPr>
+      <w:proofErr w:type="spellStart"/>
+      <w:r>
+        <w:t>AsherLink</w:t>
+      </w:r>
+      <w:proofErr w:type="spellEnd"/>
+      <w:r>
+        <w:t xml:space="preserve"> is willing to embrace a better tomorrow together with you.</w:t>
+      </w:r>
+    </w:p>
+    <w:p>
+      <w:pPr>
+        <w:pStyle w:val="1"/>
+        <w:numPr>
+          <w:ilvl w:val="0"/>
+          <w:numId w:val="4"/>
+        </w:numPr>
+      </w:pPr>
+      <w:r>
+        <w:t>Copyright</w:t>
+      </w:r>
+    </w:p>
+    <w:p>
+      <w:pPr>
+        <w:ind w:firstLine="560"/>
+      </w:pPr>
+      <w:r>
+        <w:t xml:space="preserve">Free homeasSistant-3DScene (hereinafter referred to as 3D) software source and copyright belongs to </w:t>
+      </w:r>
+      <w:proofErr w:type="spellStart"/>
+      <w:r>
+        <w:t>AsherLink</w:t>
+      </w:r>
+      <w:proofErr w:type="spellEnd"/>
+      <w:r>
+        <w:t xml:space="preserve"> and its organization. There is no transfer due to user change</w:t>
+      </w:r>
+      <w:r>
+        <w:rPr>
+          <w:rFonts w:hint="eastAsia"/>
+        </w:rPr>
+        <w:t>.</w:t>
+      </w:r>
+    </w:p>
+    <w:p>
+      <w:pPr>
+        <w:pStyle w:val="1"/>
+        <w:numPr>
+          <w:ilvl w:val="0"/>
+          <w:numId w:val="4"/>
+        </w:numPr>
+      </w:pPr>
+      <w:r>
+        <w:t>Licenses and Conditions</w:t>
+      </w:r>
+    </w:p>
+    <w:p>
+      <w:pPr>
+        <w:ind w:firstLineChars="0" w:firstLine="560"/>
+      </w:pPr>
+      <w:r>
+        <w:t>Allows any user who acquires 3d, grants any user in all areas of the world the right to use, study, copy, merge, embed, modify, redistribute modified and unmodified 3d copies free of charge in perpetuity, subject to the following conditions:</w:t>
+      </w:r>
+    </w:p>
+    <w:p>
+      <w:pPr>
+        <w:pStyle w:val="a3"/>
+        <w:numPr>
+          <w:ilvl w:val="0"/>
+          <w:numId w:val="5"/>
+        </w:numPr>
+        <w:ind w:firstLineChars="0"/>
+        <w:rPr>
+          <w:rFonts w:hint="eastAsia"/>
+        </w:rPr>
+      </w:pPr>
+      <w:r>
+        <w:t>The 3D source code, the program, or any separate individual component thereof, whether original or modified, may not</w:t>
+      </w:r>
+    </w:p>
+    <w:p>
+      <w:pPr>
+        <w:pStyle w:val="a3"/>
+        <w:numPr>
+          <w:ilvl w:val="0"/>
+          <w:numId w:val="5"/>
+        </w:numPr>
+        <w:ind w:firstLineChars="0"/>
+      </w:pPr>
+      <w:bookmarkStart w:id="4" w:name="_GoBack"/>
+      <w:bookmarkEnd w:id="4"/>
+      <w:r>
+        <w:t xml:space="preserve"> be sold separately.</w:t>
+      </w:r>
+    </w:p>
+    <w:p>
+      <w:pPr>
+        <w:pStyle w:val="a3"/>
+        <w:numPr>
+          <w:ilvl w:val="0"/>
+          <w:numId w:val="5"/>
+        </w:numPr>
+        <w:ind w:firstLineChars="0"/>
+      </w:pPr>
+      <w:r>
+        <w:t xml:space="preserve">The use of 3D shall not violate local laws and regulations, public order </w:t>
+      </w:r>
+      <w:r>
+        <w:lastRenderedPageBreak/>
+        <w:t>and good customs, political environment and any legitimate rights and interests of any third party. All consequences arising therefrom shall be borne by users themselves.</w:t>
+      </w:r>
+    </w:p>
+    <w:p>
+      <w:pPr>
+        <w:pStyle w:val="a3"/>
+        <w:numPr>
+          <w:ilvl w:val="0"/>
+          <w:numId w:val="5"/>
+        </w:numPr>
+        <w:ind w:firstLineChars="0"/>
+      </w:pPr>
+      <w:r>
+        <w:t>The 3D Program and its source code, whether modified or unmodified, in part or in whole, must be distributed in its entirety under this License and not under any other license</w:t>
+      </w:r>
+      <w:r>
+        <w:rPr>
+          <w:rFonts w:hint="eastAsia"/>
+        </w:rPr>
+        <w:t>。</w:t>
+      </w:r>
+    </w:p>
+    <w:p>
+      <w:pPr>
+        <w:pStyle w:val="1"/>
+        <w:numPr>
+          <w:ilvl w:val="0"/>
+          <w:numId w:val="4"/>
+        </w:numPr>
+      </w:pPr>
+      <w:r>
+        <w:t>Terminate authorization</w:t>
+      </w:r>
+    </w:p>
+    <w:p>
+      <w:pPr>
+        <w:ind w:firstLine="560"/>
+      </w:pPr>
+      <w:r>
+        <w:t>If any of the above terms cannot be complied with, this license term will be void</w:t>
+      </w:r>
+      <w:r>
+        <w:rPr>
+          <w:rFonts w:hint="eastAsia"/>
+        </w:rPr>
+        <w:t>.</w:t>
+      </w:r>
+    </w:p>
+    <w:p>
+      <w:pPr>
+        <w:pStyle w:val="1"/>
+        <w:numPr>
+          <w:ilvl w:val="0"/>
+          <w:numId w:val="4"/>
+        </w:numPr>
+      </w:pPr>
+      <w:r>
+        <w:rPr>
+          <w:rFonts w:hint="eastAsia"/>
+        </w:rPr>
+        <w:t>D</w:t>
+      </w:r>
+      <w:r>
+        <w:t>isclaimer</w:t>
+      </w:r>
+    </w:p>
+    <w:p>
+      <w:pPr>
+        <w:ind w:firstLine="560"/>
+      </w:pPr>
+      <w:r>
+        <w:t>There are no warranties of any kind, express or implied, including, but not limited to, warranties of merchantability, fitness for a particular purpose and non-infringement of copyright, patent, trademark or any other rights of the 3D program or source code. In any case, whether in contract, tort or other legal, 3 d are not assume because of the use or not use, or used for any 3 d arising, caused by any act of any claims, damages or to blame for any liability, including any general, special, indirect, incidental or result</w:t>
+      </w:r>
+      <w:r>
+        <w:rPr>
+          <w:rFonts w:hint="eastAsia"/>
+        </w:rPr>
+        <w:t>.</w:t>
+      </w:r>
+    </w:p>
+    <w:p>
+      <w:pPr>
+        <w:ind w:firstLineChars="0" w:firstLine="0"/>
+        <w:jc w:val="right"/>
+      </w:pPr>
+      <w:proofErr w:type="spellStart"/>
+      <w:r>
+        <w:t>AsherLink</w:t>
+      </w:r>
+      <w:proofErr w:type="spellEnd"/>
+      <w:r>
+        <w:t xml:space="preserve"> reserves the right to interpret this statement</w:t>
+      </w:r>
+    </w:p>
+    <w:p>
+      <w:pPr>
+        <w:ind w:firstLineChars="0" w:firstLine="0"/>
+        <w:jc w:val="right"/>
+        <w:rPr>
+          <w:rFonts w:hint="eastAsia"/>
+        </w:rPr>
+      </w:pPr>
+      <w:r>
+        <w:rPr>
+          <w:rFonts w:hint="eastAsia"/>
+        </w:rPr>
+        <w:t>2</w:t>
+      </w:r>
+      <w:r>
+        <w:t>022</w:t>
+      </w:r>
+      <w:r>
+        <w:rPr>
+          <w:rFonts w:hint="eastAsia"/>
+        </w:rPr>
+        <w:t>/5/</w:t>
+      </w:r>
+      <w:r>
+        <w:rPr>
+          <w:rFonts w:hint="eastAsia"/>
+        </w:rPr>
+        <w:t>2</w:t>
+      </w:r>
+      <w:r>
+        <w:t>6</w:t>
+      </w:r>
+    </w:p>
+    <w:p>
+      <w:pPr>
+        <w:ind w:firstLineChars="0" w:firstLine="0"/>
+        <w:jc w:val="right"/>
+      </w:pPr>
+    </w:p>
     <w:sectPr>
-      <w:headerReference w:type="even" r:id="rId7"/>
-      <w:headerReference w:type="default" r:id="rId8"/>
-      <w:footerReference w:type="even" r:id="rId9"/>
-      <w:footerReference w:type="default" r:id="rId10"/>
-      <w:headerReference w:type="first" r:id="rId11"/>
-      <w:footerReference w:type="first" r:id="rId12"/>
+      <w:headerReference w:type="even" r:id="rId8"/>
+      <w:headerReference w:type="default" r:id="rId9"/>
+      <w:footerReference w:type="even" r:id="rId10"/>
+      <w:footerReference w:type="default" r:id="rId11"/>
+      <w:headerReference w:type="first" r:id="rId12"/>
+      <w:footerReference w:type="first" r:id="rId13"/>
       <w:pgSz w:w="11906" w:h="16838"/>
       <w:pgMar w:top="1440" w:right="1800" w:bottom="1440" w:left="1800" w:header="851" w:footer="992" w:gutter="0"/>
       <w:cols w:space="425"/>
@@ -652,7 +1165,7 @@
 </file>
 
 <file path=word/endnotes.xml><?xml version="1.0" encoding="utf-8"?>
-<w:endnotes xmlns:wpc="http://schemas.microsoft.com/office/word/2010/wordprocessingCanvas" xmlns:cx="http://schemas.microsoft.com/office/drawing/2014/chartex" xmlns:cx1="http://schemas.microsoft.com/office/drawing/2015/9/8/chartex" xmlns:cx2="http://schemas.microsoft.com/office/drawing/2015/10/21/chartex" xmlns:cx3="http://schemas.microsoft.com/office/drawing/2016/5/9/chartex" xmlns:cx4="http://schemas.microsoft.com/office/drawing/2016/5/10/chartex" xmlns:cx5="http://schemas.microsoft.com/office/drawing/2016/5/11/chartex" xmlns:cx6="http://schemas.microsoft.com/office/drawing/2016/5/12/chartex" xmlns:cx7="http://schemas.microsoft.com/office/drawing/2016/5/13/chartex" xmlns:cx8="http://schemas.microsoft.com/office/drawing/2016/5/14/chartex" xmlns:mc="http://schemas.openxmlformats.org/markup-compatibility/2006" xmlns:aink="http://schemas.microsoft.com/office/drawing/2016/ink" xmlns:am3d="http://schemas.microsoft.com/office/drawing/2017/model3d" xmlns:o="urn:schemas-microsoft-com:office:office" xmlns:oel="http://schemas.microsoft.com/office/2019/extlst" xmlns:r="http://schemas.openxmlformats.org/officeDocument/2006/relationships" xmlns:m="http://schemas.openxmlformats.org/officeDocument/2006/math" xmlns:v="urn:schemas-microsoft-com:vml" xmlns:wp14="http://schemas.microsoft.com/office/word/2010/wordprocessingDrawing" xmlns:wp="http://schemas.openxmlformats.org/drawingml/2006/wordprocessingDrawing" xmlns:w10="urn:schemas-microsoft-com:office:word" xmlns:w="http://schemas.openxmlformats.org/wordprocessingml/2006/main" xmlns:w14="http://schemas.microsoft.com/office/word/2010/wordml" xmlns:w15="http://schemas.microsoft.com/office/word/2012/wordml" xmlns:w16cex="http://schemas.microsoft.com/office/word/2018/wordml/cex" xmlns:w16cid="http://schemas.microsoft.com/office/word/2016/wordml/cid" xmlns:w16="http://schemas.microsoft.com/office/word/2018/wordml" xmlns:w16sdtdh="http://schemas.microsoft.com/office/word/2020/wordml/sdtdatahash" xmlns:w16se="http://schemas.microsoft.com/office/word/2015/wordml/symex" xmlns:wpg="http://schemas.microsoft.com/office/word/2010/wordprocessingGroup" xmlns:wpi="http://schemas.microsoft.com/office/word/2010/wordprocessingInk" xmlns:wne="http://schemas.microsoft.com/office/word/2006/wordml" xmlns:wps="http://schemas.microsoft.com/office/word/2010/wordprocessingShape" mc:Ignorable="w14 w15 w16se w16cid w16 w16cex w16sdtdh wp14">
+<w:endnotes xmlns:wpc="http://schemas.microsoft.com/office/word/2010/wordprocessingCanvas" xmlns:mc="http://schemas.openxmlformats.org/markup-compatibility/2006" xmlns:o="urn:schemas-microsoft-com:office:office" xmlns:r="http://schemas.openxmlformats.org/officeDocument/2006/relationships" xmlns:m="http://schemas.openxmlformats.org/officeDocument/2006/math" xmlns:v="urn:schemas-microsoft-com:vml" xmlns:wp14="http://schemas.microsoft.com/office/word/2010/wordprocessingDrawing" xmlns:wp="http://schemas.openxmlformats.org/drawingml/2006/wordprocessingDrawing" xmlns:w10="urn:schemas-microsoft-com:office:word" xmlns:w="http://schemas.openxmlformats.org/wordprocessingml/2006/main" xmlns:w14="http://schemas.microsoft.com/office/word/2010/wordml" xmlns:wpg="http://schemas.microsoft.com/office/word/2010/wordprocessingGroup" xmlns:wpi="http://schemas.microsoft.com/office/word/2010/wordprocessingInk" xmlns:wne="http://schemas.microsoft.com/office/word/2006/wordml" xmlns:wps="http://schemas.microsoft.com/office/word/2010/wordprocessingShape" mc:Ignorable="w14 wp14">
   <w:endnote w:type="separator" w:id="-1">
     <w:p>
       <w:pPr>
@@ -679,10 +1192,10 @@
 </file>
 
 <file path=word/footer1.xml><?xml version="1.0" encoding="utf-8"?>
-<w:ftr xmlns:wpc="http://schemas.microsoft.com/office/word/2010/wordprocessingCanvas" xmlns:cx="http://schemas.microsoft.com/office/drawing/2014/chartex" xmlns:cx1="http://schemas.microsoft.com/office/drawing/2015/9/8/chartex" xmlns:cx2="http://schemas.microsoft.com/office/drawing/2015/10/21/chartex" xmlns:cx3="http://schemas.microsoft.com/office/drawing/2016/5/9/chartex" xmlns:cx4="http://schemas.microsoft.com/office/drawing/2016/5/10/chartex" xmlns:cx5="http://schemas.microsoft.com/office/drawing/2016/5/11/chartex" xmlns:cx6="http://schemas.microsoft.com/office/drawing/2016/5/12/chartex" xmlns:cx7="http://schemas.microsoft.com/office/drawing/2016/5/13/chartex" xmlns:cx8="http://schemas.microsoft.com/office/drawing/2016/5/14/chartex" xmlns:mc="http://schemas.openxmlformats.org/markup-compatibility/2006" xmlns:aink="http://schemas.microsoft.com/office/drawing/2016/ink" xmlns:am3d="http://schemas.microsoft.com/office/drawing/2017/model3d" xmlns:o="urn:schemas-microsoft-com:office:office" xmlns:oel="http://schemas.microsoft.com/office/2019/extlst" xmlns:r="http://schemas.openxmlformats.org/officeDocument/2006/relationships" xmlns:m="http://schemas.openxmlformats.org/officeDocument/2006/math" xmlns:v="urn:schemas-microsoft-com:vml" xmlns:wp14="http://schemas.microsoft.com/office/word/2010/wordprocessingDrawing" xmlns:wp="http://schemas.openxmlformats.org/drawingml/2006/wordprocessingDrawing" xmlns:w10="urn:schemas-microsoft-com:office:word" xmlns:w="http://schemas.openxmlformats.org/wordprocessingml/2006/main" xmlns:w14="http://schemas.microsoft.com/office/word/2010/wordml" xmlns:w15="http://schemas.microsoft.com/office/word/2012/wordml" xmlns:w16cex="http://schemas.microsoft.com/office/word/2018/wordml/cex" xmlns:w16cid="http://schemas.microsoft.com/office/word/2016/wordml/cid" xmlns:w16="http://schemas.microsoft.com/office/word/2018/wordml" xmlns:w16sdtdh="http://schemas.microsoft.com/office/word/2020/wordml/sdtdatahash" xmlns:w16se="http://schemas.microsoft.com/office/word/2015/wordml/symex" xmlns:wpg="http://schemas.microsoft.com/office/word/2010/wordprocessingGroup" xmlns:wpi="http://schemas.microsoft.com/office/word/2010/wordprocessingInk" xmlns:wne="http://schemas.microsoft.com/office/word/2006/wordml" xmlns:wps="http://schemas.microsoft.com/office/word/2010/wordprocessingShape" mc:Ignorable="w14 w15 w16se w16cid w16 w16cex w16sdtdh wp14">
+<w:ftr xmlns:wpc="http://schemas.microsoft.com/office/word/2010/wordprocessingCanvas" xmlns:mc="http://schemas.openxmlformats.org/markup-compatibility/2006" xmlns:o="urn:schemas-microsoft-com:office:office" xmlns:r="http://schemas.openxmlformats.org/officeDocument/2006/relationships" xmlns:m="http://schemas.openxmlformats.org/officeDocument/2006/math" xmlns:v="urn:schemas-microsoft-com:vml" xmlns:wp14="http://schemas.microsoft.com/office/word/2010/wordprocessingDrawing" xmlns:wp="http://schemas.openxmlformats.org/drawingml/2006/wordprocessingDrawing" xmlns:w10="urn:schemas-microsoft-com:office:word" xmlns:w="http://schemas.openxmlformats.org/wordprocessingml/2006/main" xmlns:w14="http://schemas.microsoft.com/office/word/2010/wordml" xmlns:wpg="http://schemas.microsoft.com/office/word/2010/wordprocessingGroup" xmlns:wpi="http://schemas.microsoft.com/office/word/2010/wordprocessingInk" xmlns:wne="http://schemas.microsoft.com/office/word/2006/wordml" xmlns:wps="http://schemas.microsoft.com/office/word/2010/wordprocessingShape" mc:Ignorable="w14 wp14">
   <w:p>
     <w:pPr>
-      <w:pStyle w:val="a6"/>
+      <w:pStyle w:val="a5"/>
       <w:ind w:firstLine="360"/>
     </w:pPr>
   </w:p>
@@ -690,10 +1203,10 @@
 </file>
 
 <file path=word/footer2.xml><?xml version="1.0" encoding="utf-8"?>
-<w:ftr xmlns:wpc="http://schemas.microsoft.com/office/word/2010/wordprocessingCanvas" xmlns:cx="http://schemas.microsoft.com/office/drawing/2014/chartex" xmlns:cx1="http://schemas.microsoft.com/office/drawing/2015/9/8/chartex" xmlns:cx2="http://schemas.microsoft.com/office/drawing/2015/10/21/chartex" xmlns:cx3="http://schemas.microsoft.com/office/drawing/2016/5/9/chartex" xmlns:cx4="http://schemas.microsoft.com/office/drawing/2016/5/10/chartex" xmlns:cx5="http://schemas.microsoft.com/office/drawing/2016/5/11/chartex" xmlns:cx6="http://schemas.microsoft.com/office/drawing/2016/5/12/chartex" xmlns:cx7="http://schemas.microsoft.com/office/drawing/2016/5/13/chartex" xmlns:cx8="http://schemas.microsoft.com/office/drawing/2016/5/14/chartex" xmlns:mc="http://schemas.openxmlformats.org/markup-compatibility/2006" xmlns:aink="http://schemas.microsoft.com/office/drawing/2016/ink" xmlns:am3d="http://schemas.microsoft.com/office/drawing/2017/model3d" xmlns:o="urn:schemas-microsoft-com:office:office" xmlns:oel="http://schemas.microsoft.com/office/2019/extlst" xmlns:r="http://schemas.openxmlformats.org/officeDocument/2006/relationships" xmlns:m="http://schemas.openxmlformats.org/officeDocument/2006/math" xmlns:v="urn:schemas-microsoft-com:vml" xmlns:wp14="http://schemas.microsoft.com/office/word/2010/wordprocessingDrawing" xmlns:wp="http://schemas.openxmlformats.org/drawingml/2006/wordprocessingDrawing" xmlns:w10="urn:schemas-microsoft-com:office:word" xmlns:w="http://schemas.openxmlformats.org/wordprocessingml/2006/main" xmlns:w14="http://schemas.microsoft.com/office/word/2010/wordml" xmlns:w15="http://schemas.microsoft.com/office/word/2012/wordml" xmlns:w16cex="http://schemas.microsoft.com/office/word/2018/wordml/cex" xmlns:w16cid="http://schemas.microsoft.com/office/word/2016/wordml/cid" xmlns:w16="http://schemas.microsoft.com/office/word/2018/wordml" xmlns:w16sdtdh="http://schemas.microsoft.com/office/word/2020/wordml/sdtdatahash" xmlns:w16se="http://schemas.microsoft.com/office/word/2015/wordml/symex" xmlns:wpg="http://schemas.microsoft.com/office/word/2010/wordprocessingGroup" xmlns:wpi="http://schemas.microsoft.com/office/word/2010/wordprocessingInk" xmlns:wne="http://schemas.microsoft.com/office/word/2006/wordml" xmlns:wps="http://schemas.microsoft.com/office/word/2010/wordprocessingShape" mc:Ignorable="w14 w15 w16se w16cid w16 w16cex w16sdtdh wp14">
+<w:ftr xmlns:wpc="http://schemas.microsoft.com/office/word/2010/wordprocessingCanvas" xmlns:mc="http://schemas.openxmlformats.org/markup-compatibility/2006" xmlns:o="urn:schemas-microsoft-com:office:office" xmlns:r="http://schemas.openxmlformats.org/officeDocument/2006/relationships" xmlns:m="http://schemas.openxmlformats.org/officeDocument/2006/math" xmlns:v="urn:schemas-microsoft-com:vml" xmlns:wp14="http://schemas.microsoft.com/office/word/2010/wordprocessingDrawing" xmlns:wp="http://schemas.openxmlformats.org/drawingml/2006/wordprocessingDrawing" xmlns:w10="urn:schemas-microsoft-com:office:word" xmlns:w="http://schemas.openxmlformats.org/wordprocessingml/2006/main" xmlns:w14="http://schemas.microsoft.com/office/word/2010/wordml" xmlns:wpg="http://schemas.microsoft.com/office/word/2010/wordprocessingGroup" xmlns:wpi="http://schemas.microsoft.com/office/word/2010/wordprocessingInk" xmlns:wne="http://schemas.microsoft.com/office/word/2006/wordml" xmlns:wps="http://schemas.microsoft.com/office/word/2010/wordprocessingShape" mc:Ignorable="w14 wp14">
   <w:p>
     <w:pPr>
-      <w:pStyle w:val="a6"/>
+      <w:pStyle w:val="a5"/>
       <w:ind w:firstLine="360"/>
     </w:pPr>
   </w:p>
@@ -701,10 +1214,10 @@
 </file>
 
 <file path=word/footer3.xml><?xml version="1.0" encoding="utf-8"?>
-<w:ftr xmlns:wpc="http://schemas.microsoft.com/office/word/2010/wordprocessingCanvas" xmlns:cx="http://schemas.microsoft.com/office/drawing/2014/chartex" xmlns:cx1="http://schemas.microsoft.com/office/drawing/2015/9/8/chartex" xmlns:cx2="http://schemas.microsoft.com/office/drawing/2015/10/21/chartex" xmlns:cx3="http://schemas.microsoft.com/office/drawing/2016/5/9/chartex" xmlns:cx4="http://schemas.microsoft.com/office/drawing/2016/5/10/chartex" xmlns:cx5="http://schemas.microsoft.com/office/drawing/2016/5/11/chartex" xmlns:cx6="http://schemas.microsoft.com/office/drawing/2016/5/12/chartex" xmlns:cx7="http://schemas.microsoft.com/office/drawing/2016/5/13/chartex" xmlns:cx8="http://schemas.microsoft.com/office/drawing/2016/5/14/chartex" xmlns:mc="http://schemas.openxmlformats.org/markup-compatibility/2006" xmlns:aink="http://schemas.microsoft.com/office/drawing/2016/ink" xmlns:am3d="http://schemas.microsoft.com/office/drawing/2017/model3d" xmlns:o="urn:schemas-microsoft-com:office:office" xmlns:oel="http://schemas.microsoft.com/office/2019/extlst" xmlns:r="http://schemas.openxmlformats.org/officeDocument/2006/relationships" xmlns:m="http://schemas.openxmlformats.org/officeDocument/2006/math" xmlns:v="urn:schemas-microsoft-com:vml" xmlns:wp14="http://schemas.microsoft.com/office/word/2010/wordprocessingDrawing" xmlns:wp="http://schemas.openxmlformats.org/drawingml/2006/wordprocessingDrawing" xmlns:w10="urn:schemas-microsoft-com:office:word" xmlns:w="http://schemas.openxmlformats.org/wordprocessingml/2006/main" xmlns:w14="http://schemas.microsoft.com/office/word/2010/wordml" xmlns:w15="http://schemas.microsoft.com/office/word/2012/wordml" xmlns:w16cex="http://schemas.microsoft.com/office/word/2018/wordml/cex" xmlns:w16cid="http://schemas.microsoft.com/office/word/2016/wordml/cid" xmlns:w16="http://schemas.microsoft.com/office/word/2018/wordml" xmlns:w16sdtdh="http://schemas.microsoft.com/office/word/2020/wordml/sdtdatahash" xmlns:w16se="http://schemas.microsoft.com/office/word/2015/wordml/symex" xmlns:wpg="http://schemas.microsoft.com/office/word/2010/wordprocessingGroup" xmlns:wpi="http://schemas.microsoft.com/office/word/2010/wordprocessingInk" xmlns:wne="http://schemas.microsoft.com/office/word/2006/wordml" xmlns:wps="http://schemas.microsoft.com/office/word/2010/wordprocessingShape" mc:Ignorable="w14 w15 w16se w16cid w16 w16cex w16sdtdh wp14">
+<w:ftr xmlns:wpc="http://schemas.microsoft.com/office/word/2010/wordprocessingCanvas" xmlns:mc="http://schemas.openxmlformats.org/markup-compatibility/2006" xmlns:o="urn:schemas-microsoft-com:office:office" xmlns:r="http://schemas.openxmlformats.org/officeDocument/2006/relationships" xmlns:m="http://schemas.openxmlformats.org/officeDocument/2006/math" xmlns:v="urn:schemas-microsoft-com:vml" xmlns:wp14="http://schemas.microsoft.com/office/word/2010/wordprocessingDrawing" xmlns:wp="http://schemas.openxmlformats.org/drawingml/2006/wordprocessingDrawing" xmlns:w10="urn:schemas-microsoft-com:office:word" xmlns:w="http://schemas.openxmlformats.org/wordprocessingml/2006/main" xmlns:w14="http://schemas.microsoft.com/office/word/2010/wordml" xmlns:wpg="http://schemas.microsoft.com/office/word/2010/wordprocessingGroup" xmlns:wpi="http://schemas.microsoft.com/office/word/2010/wordprocessingInk" xmlns:wne="http://schemas.microsoft.com/office/word/2006/wordml" xmlns:wps="http://schemas.microsoft.com/office/word/2010/wordprocessingShape" mc:Ignorable="w14 wp14">
   <w:p>
     <w:pPr>
-      <w:pStyle w:val="a6"/>
+      <w:pStyle w:val="a5"/>
       <w:ind w:firstLine="360"/>
     </w:pPr>
   </w:p>
@@ -712,7 +1225,7 @@
 </file>
 
 <file path=word/footnotes.xml><?xml version="1.0" encoding="utf-8"?>
-<w:footnotes xmlns:wpc="http://schemas.microsoft.com/office/word/2010/wordprocessingCanvas" xmlns:cx="http://schemas.microsoft.com/office/drawing/2014/chartex" xmlns:cx1="http://schemas.microsoft.com/office/drawing/2015/9/8/chartex" xmlns:cx2="http://schemas.microsoft.com/office/drawing/2015/10/21/chartex" xmlns:cx3="http://schemas.microsoft.com/office/drawing/2016/5/9/chartex" xmlns:cx4="http://schemas.microsoft.com/office/drawing/2016/5/10/chartex" xmlns:cx5="http://schemas.microsoft.com/office/drawing/2016/5/11/chartex" xmlns:cx6="http://schemas.microsoft.com/office/drawing/2016/5/12/chartex" xmlns:cx7="http://schemas.microsoft.com/office/drawing/2016/5/13/chartex" xmlns:cx8="http://schemas.microsoft.com/office/drawing/2016/5/14/chartex" xmlns:mc="http://schemas.openxmlformats.org/markup-compatibility/2006" xmlns:aink="http://schemas.microsoft.com/office/drawing/2016/ink" xmlns:am3d="http://schemas.microsoft.com/office/drawing/2017/model3d" xmlns:o="urn:schemas-microsoft-com:office:office" xmlns:oel="http://schemas.microsoft.com/office/2019/extlst" xmlns:r="http://schemas.openxmlformats.org/officeDocument/2006/relationships" xmlns:m="http://schemas.openxmlformats.org/officeDocument/2006/math" xmlns:v="urn:schemas-microsoft-com:vml" xmlns:wp14="http://schemas.microsoft.com/office/word/2010/wordprocessingDrawing" xmlns:wp="http://schemas.openxmlformats.org/drawingml/2006/wordprocessingDrawing" xmlns:w10="urn:schemas-microsoft-com:office:word" xmlns:w="http://schemas.openxmlformats.org/wordprocessingml/2006/main" xmlns:w14="http://schemas.microsoft.com/office/word/2010/wordml" xmlns:w15="http://schemas.microsoft.com/office/word/2012/wordml" xmlns:w16cex="http://schemas.microsoft.com/office/word/2018/wordml/cex" xmlns:w16cid="http://schemas.microsoft.com/office/word/2016/wordml/cid" xmlns:w16="http://schemas.microsoft.com/office/word/2018/wordml" xmlns:w16sdtdh="http://schemas.microsoft.com/office/word/2020/wordml/sdtdatahash" xmlns:w16se="http://schemas.microsoft.com/office/word/2015/wordml/symex" xmlns:wpg="http://schemas.microsoft.com/office/word/2010/wordprocessingGroup" xmlns:wpi="http://schemas.microsoft.com/office/word/2010/wordprocessingInk" xmlns:wne="http://schemas.microsoft.com/office/word/2006/wordml" xmlns:wps="http://schemas.microsoft.com/office/word/2010/wordprocessingShape" mc:Ignorable="w14 w15 w16se w16cid w16 w16cex w16sdtdh wp14">
+<w:footnotes xmlns:wpc="http://schemas.microsoft.com/office/word/2010/wordprocessingCanvas" xmlns:mc="http://schemas.openxmlformats.org/markup-compatibility/2006" xmlns:o="urn:schemas-microsoft-com:office:office" xmlns:r="http://schemas.openxmlformats.org/officeDocument/2006/relationships" xmlns:m="http://schemas.openxmlformats.org/officeDocument/2006/math" xmlns:v="urn:schemas-microsoft-com:vml" xmlns:wp14="http://schemas.microsoft.com/office/word/2010/wordprocessingDrawing" xmlns:wp="http://schemas.openxmlformats.org/drawingml/2006/wordprocessingDrawing" xmlns:w10="urn:schemas-microsoft-com:office:word" xmlns:w="http://schemas.openxmlformats.org/wordprocessingml/2006/main" xmlns:w14="http://schemas.microsoft.com/office/word/2010/wordml" xmlns:wpg="http://schemas.microsoft.com/office/word/2010/wordprocessingGroup" xmlns:wpi="http://schemas.microsoft.com/office/word/2010/wordprocessingInk" xmlns:wne="http://schemas.microsoft.com/office/word/2006/wordml" xmlns:wps="http://schemas.microsoft.com/office/word/2010/wordprocessingShape" mc:Ignorable="w14 wp14">
   <w:footnote w:type="separator" w:id="-1">
     <w:p>
       <w:pPr>
@@ -739,7 +1252,7 @@
 </file>
 
 <file path=word/header1.xml><?xml version="1.0" encoding="utf-8"?>
-<w:hdr xmlns:wpc="http://schemas.microsoft.com/office/word/2010/wordprocessingCanvas" xmlns:cx="http://schemas.microsoft.com/office/drawing/2014/chartex" xmlns:cx1="http://schemas.microsoft.com/office/drawing/2015/9/8/chartex" xmlns:cx2="http://schemas.microsoft.com/office/drawing/2015/10/21/chartex" xmlns:cx3="http://schemas.microsoft.com/office/drawing/2016/5/9/chartex" xmlns:cx4="http://schemas.microsoft.com/office/drawing/2016/5/10/chartex" xmlns:cx5="http://schemas.microsoft.com/office/drawing/2016/5/11/chartex" xmlns:cx6="http://schemas.microsoft.com/office/drawing/2016/5/12/chartex" xmlns:cx7="http://schemas.microsoft.com/office/drawing/2016/5/13/chartex" xmlns:cx8="http://schemas.microsoft.com/office/drawing/2016/5/14/chartex" xmlns:mc="http://schemas.openxmlformats.org/markup-compatibility/2006" xmlns:aink="http://schemas.microsoft.com/office/drawing/2016/ink" xmlns:am3d="http://schemas.microsoft.com/office/drawing/2017/model3d" xmlns:o="urn:schemas-microsoft-com:office:office" xmlns:oel="http://schemas.microsoft.com/office/2019/extlst" xmlns:r="http://schemas.openxmlformats.org/officeDocument/2006/relationships" xmlns:m="http://schemas.openxmlformats.org/officeDocument/2006/math" xmlns:v="urn:schemas-microsoft-com:vml" xmlns:wp14="http://schemas.microsoft.com/office/word/2010/wordprocessingDrawing" xmlns:wp="http://schemas.openxmlformats.org/drawingml/2006/wordprocessingDrawing" xmlns:w10="urn:schemas-microsoft-com:office:word" xmlns:w="http://schemas.openxmlformats.org/wordprocessingml/2006/main" xmlns:w14="http://schemas.microsoft.com/office/word/2010/wordml" xmlns:w15="http://schemas.microsoft.com/office/word/2012/wordml" xmlns:w16cex="http://schemas.microsoft.com/office/word/2018/wordml/cex" xmlns:w16cid="http://schemas.microsoft.com/office/word/2016/wordml/cid" xmlns:w16="http://schemas.microsoft.com/office/word/2018/wordml" xmlns:w16sdtdh="http://schemas.microsoft.com/office/word/2020/wordml/sdtdatahash" xmlns:w16se="http://schemas.microsoft.com/office/word/2015/wordml/symex" xmlns:wpg="http://schemas.microsoft.com/office/word/2010/wordprocessingGroup" xmlns:wpi="http://schemas.microsoft.com/office/word/2010/wordprocessingInk" xmlns:wne="http://schemas.microsoft.com/office/word/2006/wordml" xmlns:wps="http://schemas.microsoft.com/office/word/2010/wordprocessingShape" mc:Ignorable="w14 w15 w16se w16cid w16 w16cex w16sdtdh wp14">
+<w:hdr xmlns:wpc="http://schemas.microsoft.com/office/word/2010/wordprocessingCanvas" xmlns:mc="http://schemas.openxmlformats.org/markup-compatibility/2006" xmlns:o="urn:schemas-microsoft-com:office:office" xmlns:r="http://schemas.openxmlformats.org/officeDocument/2006/relationships" xmlns:m="http://schemas.openxmlformats.org/officeDocument/2006/math" xmlns:v="urn:schemas-microsoft-com:vml" xmlns:wp14="http://schemas.microsoft.com/office/word/2010/wordprocessingDrawing" xmlns:wp="http://schemas.openxmlformats.org/drawingml/2006/wordprocessingDrawing" xmlns:w10="urn:schemas-microsoft-com:office:word" xmlns:w="http://schemas.openxmlformats.org/wordprocessingml/2006/main" xmlns:w14="http://schemas.microsoft.com/office/word/2010/wordml" xmlns:wpg="http://schemas.microsoft.com/office/word/2010/wordprocessingGroup" xmlns:wpi="http://schemas.microsoft.com/office/word/2010/wordprocessingInk" xmlns:wne="http://schemas.microsoft.com/office/word/2006/wordml" xmlns:wps="http://schemas.microsoft.com/office/word/2010/wordprocessingShape" mc:Ignorable="w14 wp14">
   <w:p>
     <w:pPr>
       <w:pStyle w:val="a4"/>
@@ -750,15 +1263,12 @@
 </file>
 
 <file path=word/header2.xml><?xml version="1.0" encoding="utf-8"?>
-<w:hdr xmlns:wpc="http://schemas.microsoft.com/office/word/2010/wordprocessingCanvas" xmlns:cx="http://schemas.microsoft.com/office/drawing/2014/chartex" xmlns:cx1="http://schemas.microsoft.com/office/drawing/2015/9/8/chartex" xmlns:cx2="http://schemas.microsoft.com/office/drawing/2015/10/21/chartex" xmlns:cx3="http://schemas.microsoft.com/office/drawing/2016/5/9/chartex" xmlns:cx4="http://schemas.microsoft.com/office/drawing/2016/5/10/chartex" xmlns:cx5="http://schemas.microsoft.com/office/drawing/2016/5/11/chartex" xmlns:cx6="http://schemas.microsoft.com/office/drawing/2016/5/12/chartex" xmlns:cx7="http://schemas.microsoft.com/office/drawing/2016/5/13/chartex" xmlns:cx8="http://schemas.microsoft.com/office/drawing/2016/5/14/chartex" xmlns:mc="http://schemas.openxmlformats.org/markup-compatibility/2006" xmlns:aink="http://schemas.microsoft.com/office/drawing/2016/ink" xmlns:am3d="http://schemas.microsoft.com/office/drawing/2017/model3d" xmlns:o="urn:schemas-microsoft-com:office:office" xmlns:oel="http://schemas.microsoft.com/office/2019/extlst" xmlns:r="http://schemas.openxmlformats.org/officeDocument/2006/relationships" xmlns:m="http://schemas.openxmlformats.org/officeDocument/2006/math" xmlns:v="urn:schemas-microsoft-com:vml" xmlns:wp14="http://schemas.microsoft.com/office/word/2010/wordprocessingDrawing" xmlns:wp="http://schemas.openxmlformats.org/drawingml/2006/wordprocessingDrawing" xmlns:w10="urn:schemas-microsoft-com:office:word" xmlns:w="http://schemas.openxmlformats.org/wordprocessingml/2006/main" xmlns:w14="http://schemas.microsoft.com/office/word/2010/wordml" xmlns:w15="http://schemas.microsoft.com/office/word/2012/wordml" xmlns:w16cex="http://schemas.microsoft.com/office/word/2018/wordml/cex" xmlns:w16cid="http://schemas.microsoft.com/office/word/2016/wordml/cid" xmlns:w16="http://schemas.microsoft.com/office/word/2018/wordml" xmlns:w16sdtdh="http://schemas.microsoft.com/office/word/2020/wordml/sdtdatahash" xmlns:w16se="http://schemas.microsoft.com/office/word/2015/wordml/symex" xmlns:wpg="http://schemas.microsoft.com/office/word/2010/wordprocessingGroup" xmlns:wpi="http://schemas.microsoft.com/office/word/2010/wordprocessingInk" xmlns:wne="http://schemas.microsoft.com/office/word/2006/wordml" xmlns:wps="http://schemas.microsoft.com/office/word/2010/wordprocessingShape" mc:Ignorable="w14 w15 w16se w16cid w16 w16cex w16sdtdh wp14">
+<w:hdr xmlns:wpc="http://schemas.microsoft.com/office/word/2010/wordprocessingCanvas" xmlns:mc="http://schemas.openxmlformats.org/markup-compatibility/2006" xmlns:o="urn:schemas-microsoft-com:office:office" xmlns:r="http://schemas.openxmlformats.org/officeDocument/2006/relationships" xmlns:m="http://schemas.openxmlformats.org/officeDocument/2006/math" xmlns:v="urn:schemas-microsoft-com:vml" xmlns:wp14="http://schemas.microsoft.com/office/word/2010/wordprocessingDrawing" xmlns:wp="http://schemas.openxmlformats.org/drawingml/2006/wordprocessingDrawing" xmlns:w10="urn:schemas-microsoft-com:office:word" xmlns:w="http://schemas.openxmlformats.org/wordprocessingml/2006/main" xmlns:w14="http://schemas.microsoft.com/office/word/2010/wordml" xmlns:wpg="http://schemas.microsoft.com/office/word/2010/wordprocessingGroup" xmlns:wpi="http://schemas.microsoft.com/office/word/2010/wordprocessingInk" xmlns:wne="http://schemas.microsoft.com/office/word/2006/wordml" xmlns:wps="http://schemas.microsoft.com/office/word/2010/wordprocessingShape" mc:Ignorable="w14 wp14">
   <w:p>
     <w:pPr>
       <w:pStyle w:val="a4"/>
       <w:ind w:firstLine="360"/>
       <w:jc w:val="left"/>
-      <w:rPr>
-        <w:rFonts w:hint="eastAsia"/>
-      </w:rPr>
     </w:pPr>
     <w:proofErr w:type="spellStart"/>
     <w:r>
@@ -785,7 +1295,7 @@
 </file>
 
 <file path=word/header3.xml><?xml version="1.0" encoding="utf-8"?>
-<w:hdr xmlns:wpc="http://schemas.microsoft.com/office/word/2010/wordprocessingCanvas" xmlns:cx="http://schemas.microsoft.com/office/drawing/2014/chartex" xmlns:cx1="http://schemas.microsoft.com/office/drawing/2015/9/8/chartex" xmlns:cx2="http://schemas.microsoft.com/office/drawing/2015/10/21/chartex" xmlns:cx3="http://schemas.microsoft.com/office/drawing/2016/5/9/chartex" xmlns:cx4="http://schemas.microsoft.com/office/drawing/2016/5/10/chartex" xmlns:cx5="http://schemas.microsoft.com/office/drawing/2016/5/11/chartex" xmlns:cx6="http://schemas.microsoft.com/office/drawing/2016/5/12/chartex" xmlns:cx7="http://schemas.microsoft.com/office/drawing/2016/5/13/chartex" xmlns:cx8="http://schemas.microsoft.com/office/drawing/2016/5/14/chartex" xmlns:mc="http://schemas.openxmlformats.org/markup-compatibility/2006" xmlns:aink="http://schemas.microsoft.com/office/drawing/2016/ink" xmlns:am3d="http://schemas.microsoft.com/office/drawing/2017/model3d" xmlns:o="urn:schemas-microsoft-com:office:office" xmlns:oel="http://schemas.microsoft.com/office/2019/extlst" xmlns:r="http://schemas.openxmlformats.org/officeDocument/2006/relationships" xmlns:m="http://schemas.openxmlformats.org/officeDocument/2006/math" xmlns:v="urn:schemas-microsoft-com:vml" xmlns:wp14="http://schemas.microsoft.com/office/word/2010/wordprocessingDrawing" xmlns:wp="http://schemas.openxmlformats.org/drawingml/2006/wordprocessingDrawing" xmlns:w10="urn:schemas-microsoft-com:office:word" xmlns:w="http://schemas.openxmlformats.org/wordprocessingml/2006/main" xmlns:w14="http://schemas.microsoft.com/office/word/2010/wordml" xmlns:w15="http://schemas.microsoft.com/office/word/2012/wordml" xmlns:w16cex="http://schemas.microsoft.com/office/word/2018/wordml/cex" xmlns:w16cid="http://schemas.microsoft.com/office/word/2016/wordml/cid" xmlns:w16="http://schemas.microsoft.com/office/word/2018/wordml" xmlns:w16sdtdh="http://schemas.microsoft.com/office/word/2020/wordml/sdtdatahash" xmlns:w16se="http://schemas.microsoft.com/office/word/2015/wordml/symex" xmlns:wpg="http://schemas.microsoft.com/office/word/2010/wordprocessingGroup" xmlns:wpi="http://schemas.microsoft.com/office/word/2010/wordprocessingInk" xmlns:wne="http://schemas.microsoft.com/office/word/2006/wordml" xmlns:wps="http://schemas.microsoft.com/office/word/2010/wordprocessingShape" mc:Ignorable="w14 w15 w16se w16cid w16 w16cex w16sdtdh wp14">
+<w:hdr xmlns:wpc="http://schemas.microsoft.com/office/word/2010/wordprocessingCanvas" xmlns:mc="http://schemas.openxmlformats.org/markup-compatibility/2006" xmlns:o="urn:schemas-microsoft-com:office:office" xmlns:r="http://schemas.openxmlformats.org/officeDocument/2006/relationships" xmlns:m="http://schemas.openxmlformats.org/officeDocument/2006/math" xmlns:v="urn:schemas-microsoft-com:vml" xmlns:wp14="http://schemas.microsoft.com/office/word/2010/wordprocessingDrawing" xmlns:wp="http://schemas.openxmlformats.org/drawingml/2006/wordprocessingDrawing" xmlns:w10="urn:schemas-microsoft-com:office:word" xmlns:w="http://schemas.openxmlformats.org/wordprocessingml/2006/main" xmlns:w14="http://schemas.microsoft.com/office/word/2010/wordml" xmlns:wpg="http://schemas.microsoft.com/office/word/2010/wordprocessingGroup" xmlns:wpi="http://schemas.microsoft.com/office/word/2010/wordprocessingInk" xmlns:wne="http://schemas.microsoft.com/office/word/2006/wordml" xmlns:wps="http://schemas.microsoft.com/office/word/2010/wordprocessingShape" mc:Ignorable="w14 wp14">
   <w:p>
     <w:pPr>
       <w:pStyle w:val="a4"/>
@@ -796,8 +1306,8 @@
 </file>
 
 <file path=word/numbering.xml><?xml version="1.0" encoding="utf-8"?>
-<w:numbering xmlns:wpc="http://schemas.microsoft.com/office/word/2010/wordprocessingCanvas" xmlns:cx="http://schemas.microsoft.com/office/drawing/2014/chartex" xmlns:cx1="http://schemas.microsoft.com/office/drawing/2015/9/8/chartex" xmlns:cx2="http://schemas.microsoft.com/office/drawing/2015/10/21/chartex" xmlns:cx3="http://schemas.microsoft.com/office/drawing/2016/5/9/chartex" xmlns:cx4="http://schemas.microsoft.com/office/drawing/2016/5/10/chartex" xmlns:cx5="http://schemas.microsoft.com/office/drawing/2016/5/11/chartex" xmlns:cx6="http://schemas.microsoft.com/office/drawing/2016/5/12/chartex" xmlns:cx7="http://schemas.microsoft.com/office/drawing/2016/5/13/chartex" xmlns:cx8="http://schemas.microsoft.com/office/drawing/2016/5/14/chartex" xmlns:mc="http://schemas.openxmlformats.org/markup-compatibility/2006" xmlns:aink="http://schemas.microsoft.com/office/drawing/2016/ink" xmlns:am3d="http://schemas.microsoft.com/office/drawing/2017/model3d" xmlns:o="urn:schemas-microsoft-com:office:office" xmlns:oel="http://schemas.microsoft.com/office/2019/extlst" xmlns:r="http://schemas.openxmlformats.org/officeDocument/2006/relationships" xmlns:m="http://schemas.openxmlformats.org/officeDocument/2006/math" xmlns:v="urn:schemas-microsoft-com:vml" xmlns:wp14="http://schemas.microsoft.com/office/word/2010/wordprocessingDrawing" xmlns:wp="http://schemas.openxmlformats.org/drawingml/2006/wordprocessingDrawing" xmlns:w10="urn:schemas-microsoft-com:office:word" xmlns:w="http://schemas.openxmlformats.org/wordprocessingml/2006/main" xmlns:w14="http://schemas.microsoft.com/office/word/2010/wordml" xmlns:w15="http://schemas.microsoft.com/office/word/2012/wordml" xmlns:w16cex="http://schemas.microsoft.com/office/word/2018/wordml/cex" xmlns:w16cid="http://schemas.microsoft.com/office/word/2016/wordml/cid" xmlns:w16="http://schemas.microsoft.com/office/word/2018/wordml" xmlns:w16sdtdh="http://schemas.microsoft.com/office/word/2020/wordml/sdtdatahash" xmlns:w16se="http://schemas.microsoft.com/office/word/2015/wordml/symex" xmlns:wpg="http://schemas.microsoft.com/office/word/2010/wordprocessingGroup" xmlns:wpi="http://schemas.microsoft.com/office/word/2010/wordprocessingInk" xmlns:wne="http://schemas.microsoft.com/office/word/2006/wordml" xmlns:wps="http://schemas.microsoft.com/office/word/2010/wordprocessingShape" mc:Ignorable="w14 w15 w16se w16cid w16 w16cex w16sdtdh wp14">
-  <w:abstractNum w:abstractNumId="0" w15:restartNumberingAfterBreak="0">
+<w:numbering xmlns:wpc="http://schemas.microsoft.com/office/word/2010/wordprocessingCanvas" xmlns:mc="http://schemas.openxmlformats.org/markup-compatibility/2006" xmlns:o="urn:schemas-microsoft-com:office:office" xmlns:r="http://schemas.openxmlformats.org/officeDocument/2006/relationships" xmlns:m="http://schemas.openxmlformats.org/officeDocument/2006/math" xmlns:v="urn:schemas-microsoft-com:vml" xmlns:wp14="http://schemas.microsoft.com/office/word/2010/wordprocessingDrawing" xmlns:wp="http://schemas.openxmlformats.org/drawingml/2006/wordprocessingDrawing" xmlns:w10="urn:schemas-microsoft-com:office:word" xmlns:w="http://schemas.openxmlformats.org/wordprocessingml/2006/main" xmlns:w14="http://schemas.microsoft.com/office/word/2010/wordml" xmlns:wpg="http://schemas.microsoft.com/office/word/2010/wordprocessingGroup" xmlns:wpi="http://schemas.microsoft.com/office/word/2010/wordprocessingInk" xmlns:wne="http://schemas.microsoft.com/office/word/2006/wordml" xmlns:wps="http://schemas.microsoft.com/office/word/2010/wordprocessingShape" mc:Ignorable="w14 wp14">
+  <w:abstractNum w:abstractNumId="0">
     <w:nsid w:val="46A55DAD"/>
     <w:multiLevelType w:val="multilevel"/>
     <w:tmpl w:val="BDC49E7E"/>
@@ -886,7 +1396,7 @@
       </w:pPr>
     </w:lvl>
   </w:abstractNum>
-  <w:abstractNum w:abstractNumId="1" w15:restartNumberingAfterBreak="0">
+  <w:abstractNum w:abstractNumId="1">
     <w:nsid w:val="4BCB7B7D"/>
     <w:multiLevelType w:val="hybridMultilevel"/>
     <w:tmpl w:val="3C1E94D0"/>
@@ -975,7 +1485,7 @@
       </w:pPr>
     </w:lvl>
   </w:abstractNum>
-  <w:abstractNum w:abstractNumId="2" w15:restartNumberingAfterBreak="0">
+  <w:abstractNum w:abstractNumId="2">
     <w:nsid w:val="500D5BB9"/>
     <w:multiLevelType w:val="multilevel"/>
     <w:tmpl w:val="BDC49E7E"/>
@@ -1064,20 +1574,204 @@
       </w:pPr>
     </w:lvl>
   </w:abstractNum>
-  <w:num w:numId="1" w16cid:durableId="741753709">
+  <w:abstractNum w:abstractNumId="3">
+    <w:nsid w:val="5484077B"/>
+    <w:multiLevelType w:val="hybridMultilevel"/>
+    <w:tmpl w:val="3C1E94D0"/>
+    <w:lvl w:ilvl="0" w:tplc="39609060">
+      <w:start w:val="1"/>
+      <w:numFmt w:val="decimal"/>
+      <w:lvlText w:val="%1."/>
+      <w:lvlJc w:val="left"/>
+      <w:pPr>
+        <w:ind w:left="360" w:hanging="360"/>
+      </w:pPr>
+      <w:rPr>
+        <w:rFonts w:hint="default"/>
+      </w:rPr>
+    </w:lvl>
+    <w:lvl w:ilvl="1" w:tplc="04090019" w:tentative="1">
+      <w:start w:val="1"/>
+      <w:numFmt w:val="lowerLetter"/>
+      <w:lvlText w:val="%2)"/>
+      <w:lvlJc w:val="left"/>
+      <w:pPr>
+        <w:ind w:left="840" w:hanging="420"/>
+      </w:pPr>
+    </w:lvl>
+    <w:lvl w:ilvl="2" w:tplc="0409001B" w:tentative="1">
+      <w:start w:val="1"/>
+      <w:numFmt w:val="lowerRoman"/>
+      <w:lvlText w:val="%3."/>
+      <w:lvlJc w:val="right"/>
+      <w:pPr>
+        <w:ind w:left="1260" w:hanging="420"/>
+      </w:pPr>
+    </w:lvl>
+    <w:lvl w:ilvl="3" w:tplc="0409000F" w:tentative="1">
+      <w:start w:val="1"/>
+      <w:numFmt w:val="decimal"/>
+      <w:lvlText w:val="%4."/>
+      <w:lvlJc w:val="left"/>
+      <w:pPr>
+        <w:ind w:left="1680" w:hanging="420"/>
+      </w:pPr>
+    </w:lvl>
+    <w:lvl w:ilvl="4" w:tplc="04090019" w:tentative="1">
+      <w:start w:val="1"/>
+      <w:numFmt w:val="lowerLetter"/>
+      <w:lvlText w:val="%5)"/>
+      <w:lvlJc w:val="left"/>
+      <w:pPr>
+        <w:ind w:left="2100" w:hanging="420"/>
+      </w:pPr>
+    </w:lvl>
+    <w:lvl w:ilvl="5" w:tplc="0409001B" w:tentative="1">
+      <w:start w:val="1"/>
+      <w:numFmt w:val="lowerRoman"/>
+      <w:lvlText w:val="%6."/>
+      <w:lvlJc w:val="right"/>
+      <w:pPr>
+        <w:ind w:left="2520" w:hanging="420"/>
+      </w:pPr>
+    </w:lvl>
+    <w:lvl w:ilvl="6" w:tplc="0409000F" w:tentative="1">
+      <w:start w:val="1"/>
+      <w:numFmt w:val="decimal"/>
+      <w:lvlText w:val="%7."/>
+      <w:lvlJc w:val="left"/>
+      <w:pPr>
+        <w:ind w:left="2940" w:hanging="420"/>
+      </w:pPr>
+    </w:lvl>
+    <w:lvl w:ilvl="7" w:tplc="04090019" w:tentative="1">
+      <w:start w:val="1"/>
+      <w:numFmt w:val="lowerLetter"/>
+      <w:lvlText w:val="%8)"/>
+      <w:lvlJc w:val="left"/>
+      <w:pPr>
+        <w:ind w:left="3360" w:hanging="420"/>
+      </w:pPr>
+    </w:lvl>
+    <w:lvl w:ilvl="8" w:tplc="0409001B" w:tentative="1">
+      <w:start w:val="1"/>
+      <w:numFmt w:val="lowerRoman"/>
+      <w:lvlText w:val="%9."/>
+      <w:lvlJc w:val="right"/>
+      <w:pPr>
+        <w:ind w:left="3780" w:hanging="420"/>
+      </w:pPr>
+    </w:lvl>
+  </w:abstractNum>
+  <w:abstractNum w:abstractNumId="4">
+    <w:nsid w:val="654C6001"/>
+    <w:multiLevelType w:val="multilevel"/>
+    <w:tmpl w:val="BDC49E7E"/>
+    <w:lvl w:ilvl="0">
+      <w:start w:val="1"/>
+      <w:numFmt w:val="decimal"/>
+      <w:lvlText w:val="%1."/>
+      <w:lvlJc w:val="left"/>
+      <w:pPr>
+        <w:ind w:left="425" w:hanging="425"/>
+      </w:pPr>
+      <w:rPr>
+        <w:rFonts w:hint="eastAsia"/>
+      </w:rPr>
+    </w:lvl>
+    <w:lvl w:ilvl="1">
+      <w:start w:val="1"/>
+      <w:numFmt w:val="decimal"/>
+      <w:lvlText w:val="%1.%2."/>
+      <w:lvlJc w:val="left"/>
+      <w:pPr>
+        <w:ind w:left="567" w:hanging="567"/>
+      </w:pPr>
+    </w:lvl>
+    <w:lvl w:ilvl="2">
+      <w:start w:val="1"/>
+      <w:numFmt w:val="decimal"/>
+      <w:lvlText w:val="%1.%2.%3."/>
+      <w:lvlJc w:val="left"/>
+      <w:pPr>
+        <w:ind w:left="709" w:hanging="709"/>
+      </w:pPr>
+    </w:lvl>
+    <w:lvl w:ilvl="3">
+      <w:start w:val="1"/>
+      <w:numFmt w:val="decimal"/>
+      <w:lvlText w:val="%1.%2.%3.%4."/>
+      <w:lvlJc w:val="left"/>
+      <w:pPr>
+        <w:ind w:left="851" w:hanging="851"/>
+      </w:pPr>
+    </w:lvl>
+    <w:lvl w:ilvl="4">
+      <w:start w:val="1"/>
+      <w:numFmt w:val="decimal"/>
+      <w:lvlText w:val="%1.%2.%3.%4.%5."/>
+      <w:lvlJc w:val="left"/>
+      <w:pPr>
+        <w:ind w:left="992" w:hanging="992"/>
+      </w:pPr>
+    </w:lvl>
+    <w:lvl w:ilvl="5">
+      <w:start w:val="1"/>
+      <w:numFmt w:val="decimal"/>
+      <w:lvlText w:val="%1.%2.%3.%4.%5.%6."/>
+      <w:lvlJc w:val="left"/>
+      <w:pPr>
+        <w:ind w:left="1134" w:hanging="1134"/>
+      </w:pPr>
+    </w:lvl>
+    <w:lvl w:ilvl="6">
+      <w:start w:val="1"/>
+      <w:numFmt w:val="decimal"/>
+      <w:lvlText w:val="%1.%2.%3.%4.%5.%6.%7."/>
+      <w:lvlJc w:val="left"/>
+      <w:pPr>
+        <w:ind w:left="1276" w:hanging="1276"/>
+      </w:pPr>
+    </w:lvl>
+    <w:lvl w:ilvl="7">
+      <w:start w:val="1"/>
+      <w:numFmt w:val="decimal"/>
+      <w:lvlText w:val="%1.%2.%3.%4.%5.%6.%7.%8."/>
+      <w:lvlJc w:val="left"/>
+      <w:pPr>
+        <w:ind w:left="1418" w:hanging="1418"/>
+      </w:pPr>
+    </w:lvl>
+    <w:lvl w:ilvl="8">
+      <w:start w:val="1"/>
+      <w:numFmt w:val="decimal"/>
+      <w:lvlText w:val="%1.%2.%3.%4.%5.%6.%7.%8.%9."/>
+      <w:lvlJc w:val="left"/>
+      <w:pPr>
+        <w:ind w:left="1559" w:hanging="1559"/>
+      </w:pPr>
+    </w:lvl>
+  </w:abstractNum>
+  <w:num w:numId="1">
     <w:abstractNumId w:val="2"/>
   </w:num>
-  <w:num w:numId="2" w16cid:durableId="875655840">
+  <w:num w:numId="2">
     <w:abstractNumId w:val="0"/>
   </w:num>
-  <w:num w:numId="3" w16cid:durableId="937373372">
+  <w:num w:numId="3">
     <w:abstractNumId w:val="1"/>
+  </w:num>
+  <w:num w:numId="4">
+    <w:abstractNumId w:val="4"/>
+  </w:num>
+  <w:num w:numId="5">
+    <w:abstractNumId w:val="3"/>
   </w:num>
 </w:numbering>
 </file>
 
 <file path=word/styles.xml><?xml version="1.0" encoding="utf-8"?>
-<w:styles xmlns:mc="http://schemas.openxmlformats.org/markup-compatibility/2006" xmlns:r="http://schemas.openxmlformats.org/officeDocument/2006/relationships" xmlns:w="http://schemas.openxmlformats.org/wordprocessingml/2006/main" xmlns:w14="http://schemas.microsoft.com/office/word/2010/wordml" xmlns:w15="http://schemas.microsoft.com/office/word/2012/wordml" xmlns:w16cex="http://schemas.microsoft.com/office/word/2018/wordml/cex" xmlns:w16cid="http://schemas.microsoft.com/office/word/2016/wordml/cid" xmlns:w16="http://schemas.microsoft.com/office/word/2018/wordml" xmlns:w16sdtdh="http://schemas.microsoft.com/office/word/2020/wordml/sdtdatahash" xmlns:w16se="http://schemas.microsoft.com/office/word/2015/wordml/symex" mc:Ignorable="w14 w15 w16se w16cid w16 w16cex w16sdtdh">
+<w:styles xmlns:mc="http://schemas.openxmlformats.org/markup-compatibility/2006" xmlns:r="http://schemas.openxmlformats.org/officeDocument/2006/relationships" xmlns:w="http://schemas.openxmlformats.org/wordprocessingml/2006/main" xmlns:w14="http://schemas.microsoft.com/office/word/2010/wordml" mc:Ignorable="w14">
   <w:docDefaults>
     <w:rPrDefault>
       <w:rPr>
@@ -1090,388 +1784,149 @@
     </w:rPrDefault>
     <w:pPrDefault/>
   </w:docDefaults>
-  <w:latentStyles w:defLockedState="0" w:defUIPriority="99" w:defSemiHidden="0" w:defUnhideWhenUsed="0" w:defQFormat="0" w:count="376">
-    <w:lsdException w:name="Normal" w:uiPriority="0" w:qFormat="1"/>
-    <w:lsdException w:name="heading 1" w:uiPriority="0" w:qFormat="1"/>
-    <w:lsdException w:name="heading 2" w:semiHidden="1" w:uiPriority="9" w:unhideWhenUsed="1" w:qFormat="1"/>
-    <w:lsdException w:name="heading 3" w:semiHidden="1" w:uiPriority="9" w:unhideWhenUsed="1" w:qFormat="1"/>
-    <w:lsdException w:name="heading 4" w:semiHidden="1" w:uiPriority="9" w:unhideWhenUsed="1" w:qFormat="1"/>
-    <w:lsdException w:name="heading 5" w:semiHidden="1" w:uiPriority="9" w:unhideWhenUsed="1" w:qFormat="1"/>
-    <w:lsdException w:name="heading 6" w:semiHidden="1" w:uiPriority="9" w:unhideWhenUsed="1" w:qFormat="1"/>
-    <w:lsdException w:name="heading 7" w:semiHidden="1" w:uiPriority="9" w:unhideWhenUsed="1" w:qFormat="1"/>
-    <w:lsdException w:name="heading 8" w:semiHidden="1" w:uiPriority="9" w:unhideWhenUsed="1" w:qFormat="1"/>
-    <w:lsdException w:name="heading 9" w:semiHidden="1" w:uiPriority="9" w:unhideWhenUsed="1" w:qFormat="1"/>
-    <w:lsdException w:name="index 1" w:semiHidden="1" w:unhideWhenUsed="1"/>
-    <w:lsdException w:name="index 2" w:semiHidden="1" w:unhideWhenUsed="1"/>
-    <w:lsdException w:name="index 3" w:semiHidden="1" w:unhideWhenUsed="1"/>
-    <w:lsdException w:name="index 4" w:semiHidden="1" w:unhideWhenUsed="1"/>
-    <w:lsdException w:name="index 5" w:semiHidden="1" w:unhideWhenUsed="1"/>
-    <w:lsdException w:name="index 6" w:semiHidden="1" w:unhideWhenUsed="1"/>
-    <w:lsdException w:name="index 7" w:semiHidden="1" w:unhideWhenUsed="1"/>
-    <w:lsdException w:name="index 8" w:semiHidden="1" w:unhideWhenUsed="1"/>
-    <w:lsdException w:name="index 9" w:semiHidden="1" w:unhideWhenUsed="1"/>
-    <w:lsdException w:name="toc 1" w:semiHidden="1" w:uiPriority="39" w:unhideWhenUsed="1"/>
-    <w:lsdException w:name="toc 2" w:semiHidden="1" w:uiPriority="39" w:unhideWhenUsed="1"/>
-    <w:lsdException w:name="toc 3" w:semiHidden="1" w:uiPriority="39" w:unhideWhenUsed="1"/>
-    <w:lsdException w:name="toc 4" w:semiHidden="1" w:uiPriority="39" w:unhideWhenUsed="1"/>
-    <w:lsdException w:name="toc 5" w:semiHidden="1" w:uiPriority="39" w:unhideWhenUsed="1"/>
-    <w:lsdException w:name="toc 6" w:semiHidden="1" w:uiPriority="39" w:unhideWhenUsed="1"/>
-    <w:lsdException w:name="toc 7" w:semiHidden="1" w:uiPriority="39" w:unhideWhenUsed="1"/>
-    <w:lsdException w:name="toc 8" w:semiHidden="1" w:uiPriority="39" w:unhideWhenUsed="1"/>
-    <w:lsdException w:name="toc 9" w:semiHidden="1" w:uiPriority="39" w:unhideWhenUsed="1"/>
-    <w:lsdException w:name="Normal Indent" w:semiHidden="1" w:unhideWhenUsed="1"/>
-    <w:lsdException w:name="footnote text" w:semiHidden="1" w:unhideWhenUsed="1"/>
-    <w:lsdException w:name="annotation text" w:semiHidden="1" w:unhideWhenUsed="1"/>
-    <w:lsdException w:name="header" w:semiHidden="1" w:unhideWhenUsed="1"/>
-    <w:lsdException w:name="footer" w:semiHidden="1" w:unhideWhenUsed="1"/>
-    <w:lsdException w:name="index heading" w:semiHidden="1" w:unhideWhenUsed="1"/>
-    <w:lsdException w:name="caption" w:semiHidden="1" w:uiPriority="35" w:unhideWhenUsed="1" w:qFormat="1"/>
-    <w:lsdException w:name="table of figures" w:semiHidden="1" w:unhideWhenUsed="1"/>
-    <w:lsdException w:name="envelope address" w:semiHidden="1" w:unhideWhenUsed="1"/>
-    <w:lsdException w:name="envelope return" w:semiHidden="1" w:unhideWhenUsed="1"/>
-    <w:lsdException w:name="footnote reference" w:semiHidden="1" w:unhideWhenUsed="1"/>
-    <w:lsdException w:name="annotation reference" w:semiHidden="1" w:unhideWhenUsed="1"/>
-    <w:lsdException w:name="line number" w:semiHidden="1" w:unhideWhenUsed="1"/>
-    <w:lsdException w:name="page number" w:semiHidden="1" w:unhideWhenUsed="1"/>
-    <w:lsdException w:name="endnote reference" w:semiHidden="1" w:unhideWhenUsed="1"/>
-    <w:lsdException w:name="endnote text" w:semiHidden="1" w:unhideWhenUsed="1"/>
-    <w:lsdException w:name="table of authorities" w:semiHidden="1" w:unhideWhenUsed="1"/>
-    <w:lsdException w:name="macro" w:semiHidden="1" w:unhideWhenUsed="1"/>
-    <w:lsdException w:name="toa heading" w:semiHidden="1" w:unhideWhenUsed="1"/>
-    <w:lsdException w:name="List" w:semiHidden="1" w:unhideWhenUsed="1"/>
-    <w:lsdException w:name="List Bullet" w:semiHidden="1" w:unhideWhenUsed="1"/>
-    <w:lsdException w:name="List Number" w:semiHidden="1" w:unhideWhenUsed="1"/>
-    <w:lsdException w:name="List 2" w:semiHidden="1" w:unhideWhenUsed="1"/>
-    <w:lsdException w:name="List 3" w:semiHidden="1" w:unhideWhenUsed="1"/>
-    <w:lsdException w:name="List 4" w:semiHidden="1" w:unhideWhenUsed="1"/>
-    <w:lsdException w:name="List 5" w:semiHidden="1" w:unhideWhenUsed="1"/>
-    <w:lsdException w:name="List Bullet 2" w:semiHidden="1" w:unhideWhenUsed="1"/>
-    <w:lsdException w:name="List Bullet 3" w:semiHidden="1" w:unhideWhenUsed="1"/>
-    <w:lsdException w:name="List Bullet 4" w:semiHidden="1" w:unhideWhenUsed="1"/>
-    <w:lsdException w:name="List Bullet 5" w:semiHidden="1" w:unhideWhenUsed="1"/>
-    <w:lsdException w:name="List Number 2" w:semiHidden="1" w:unhideWhenUsed="1"/>
-    <w:lsdException w:name="List Number 3" w:semiHidden="1" w:unhideWhenUsed="1"/>
-    <w:lsdException w:name="List Number 4" w:semiHidden="1" w:unhideWhenUsed="1"/>
-    <w:lsdException w:name="List Number 5" w:semiHidden="1" w:unhideWhenUsed="1"/>
-    <w:lsdException w:name="Title" w:uiPriority="10" w:qFormat="1"/>
-    <w:lsdException w:name="Closing" w:semiHidden="1" w:unhideWhenUsed="1"/>
-    <w:lsdException w:name="Signature" w:semiHidden="1" w:unhideWhenUsed="1"/>
-    <w:lsdException w:name="Default Paragraph Font" w:semiHidden="1" w:uiPriority="1" w:unhideWhenUsed="1"/>
-    <w:lsdException w:name="Body Text" w:semiHidden="1" w:unhideWhenUsed="1"/>
-    <w:lsdException w:name="Body Text Indent" w:semiHidden="1" w:unhideWhenUsed="1"/>
-    <w:lsdException w:name="List Continue" w:semiHidden="1" w:unhideWhenUsed="1"/>
-    <w:lsdException w:name="List Continue 2" w:semiHidden="1" w:unhideWhenUsed="1"/>
-    <w:lsdException w:name="List Continue 3" w:semiHidden="1" w:unhideWhenUsed="1"/>
-    <w:lsdException w:name="List Continue 4" w:semiHidden="1" w:unhideWhenUsed="1"/>
-    <w:lsdException w:name="List Continue 5" w:semiHidden="1" w:unhideWhenUsed="1"/>
-    <w:lsdException w:name="Message Header" w:semiHidden="1" w:unhideWhenUsed="1"/>
-    <w:lsdException w:name="Subtitle" w:uiPriority="11" w:qFormat="1"/>
-    <w:lsdException w:name="Salutation" w:semiHidden="1" w:unhideWhenUsed="1"/>
-    <w:lsdException w:name="Date" w:semiHidden="1" w:unhideWhenUsed="1"/>
-    <w:lsdException w:name="Body Text First Indent" w:semiHidden="1" w:unhideWhenUsed="1"/>
-    <w:lsdException w:name="Body Text First Indent 2" w:semiHidden="1" w:unhideWhenUsed="1"/>
-    <w:lsdException w:name="Note Heading" w:semiHidden="1" w:unhideWhenUsed="1"/>
-    <w:lsdException w:name="Body Text 2" w:semiHidden="1" w:unhideWhenUsed="1"/>
-    <w:lsdException w:name="Body Text 3" w:semiHidden="1" w:unhideWhenUsed="1"/>
-    <w:lsdException w:name="Body Text Indent 2" w:semiHidden="1" w:unhideWhenUsed="1"/>
-    <w:lsdException w:name="Body Text Indent 3" w:semiHidden="1" w:unhideWhenUsed="1"/>
-    <w:lsdException w:name="Block Text" w:semiHidden="1" w:unhideWhenUsed="1"/>
-    <w:lsdException w:name="Hyperlink" w:semiHidden="1" w:unhideWhenUsed="1"/>
-    <w:lsdException w:name="FollowedHyperlink" w:semiHidden="1" w:unhideWhenUsed="1"/>
-    <w:lsdException w:name="Strong" w:uiPriority="22" w:qFormat="1"/>
-    <w:lsdException w:name="Emphasis" w:uiPriority="20" w:qFormat="1"/>
-    <w:lsdException w:name="Document Map" w:semiHidden="1" w:unhideWhenUsed="1"/>
-    <w:lsdException w:name="Plain Text" w:semiHidden="1" w:unhideWhenUsed="1"/>
-    <w:lsdException w:name="E-mail Signature" w:semiHidden="1" w:unhideWhenUsed="1"/>
-    <w:lsdException w:name="HTML Top of Form" w:semiHidden="1" w:unhideWhenUsed="1"/>
-    <w:lsdException w:name="HTML Bottom of Form" w:semiHidden="1" w:unhideWhenUsed="1"/>
-    <w:lsdException w:name="Normal (Web)" w:semiHidden="1" w:unhideWhenUsed="1"/>
-    <w:lsdException w:name="HTML Acronym" w:semiHidden="1" w:unhideWhenUsed="1"/>
-    <w:lsdException w:name="HTML Address" w:semiHidden="1" w:unhideWhenUsed="1"/>
-    <w:lsdException w:name="HTML Cite" w:semiHidden="1" w:unhideWhenUsed="1"/>
-    <w:lsdException w:name="HTML Code" w:semiHidden="1" w:unhideWhenUsed="1"/>
-    <w:lsdException w:name="HTML Definition" w:semiHidden="1" w:unhideWhenUsed="1"/>
-    <w:lsdException w:name="HTML Keyboard" w:semiHidden="1" w:unhideWhenUsed="1"/>
-    <w:lsdException w:name="HTML Preformatted" w:semiHidden="1" w:unhideWhenUsed="1"/>
-    <w:lsdException w:name="HTML Sample" w:semiHidden="1" w:unhideWhenUsed="1"/>
-    <w:lsdException w:name="HTML Typewriter" w:semiHidden="1" w:unhideWhenUsed="1"/>
-    <w:lsdException w:name="HTML Variable" w:semiHidden="1" w:unhideWhenUsed="1"/>
-    <w:lsdException w:name="Normal Table" w:semiHidden="1" w:unhideWhenUsed="1"/>
-    <w:lsdException w:name="annotation subject" w:semiHidden="1" w:unhideWhenUsed="1"/>
-    <w:lsdException w:name="No List" w:semiHidden="1" w:unhideWhenUsed="1"/>
-    <w:lsdException w:name="Outline List 1" w:semiHidden="1" w:unhideWhenUsed="1"/>
-    <w:lsdException w:name="Outline List 2" w:semiHidden="1" w:unhideWhenUsed="1"/>
-    <w:lsdException w:name="Outline List 3" w:semiHidden="1" w:unhideWhenUsed="1"/>
-    <w:lsdException w:name="Table Simple 1" w:semiHidden="1" w:unhideWhenUsed="1"/>
-    <w:lsdException w:name="Table Simple 2" w:semiHidden="1" w:unhideWhenUsed="1"/>
-    <w:lsdException w:name="Table Simple 3" w:semiHidden="1" w:unhideWhenUsed="1"/>
-    <w:lsdException w:name="Table Classic 1" w:semiHidden="1" w:unhideWhenUsed="1"/>
-    <w:lsdException w:name="Table Classic 2" w:semiHidden="1" w:unhideWhenUsed="1"/>
-    <w:lsdException w:name="Table Classic 3" w:semiHidden="1" w:unhideWhenUsed="1"/>
-    <w:lsdException w:name="Table Classic 4" w:semiHidden="1" w:unhideWhenUsed="1"/>
-    <w:lsdException w:name="Table Colorful 1" w:semiHidden="1" w:unhideWhenUsed="1"/>
-    <w:lsdException w:name="Table Colorful 2" w:semiHidden="1" w:unhideWhenUsed="1"/>
-    <w:lsdException w:name="Table Colorful 3" w:semiHidden="1" w:unhideWhenUsed="1"/>
-    <w:lsdException w:name="Table Columns 1" w:semiHidden="1" w:unhideWhenUsed="1"/>
-    <w:lsdException w:name="Table Columns 2" w:semiHidden="1" w:unhideWhenUsed="1"/>
-    <w:lsdException w:name="Table Columns 3" w:semiHidden="1" w:unhideWhenUsed="1"/>
-    <w:lsdException w:name="Table Columns 4" w:semiHidden="1" w:unhideWhenUsed="1"/>
-    <w:lsdException w:name="Table Columns 5" w:semiHidden="1" w:unhideWhenUsed="1"/>
-    <w:lsdException w:name="Table Grid 1" w:semiHidden="1" w:unhideWhenUsed="1"/>
-    <w:lsdException w:name="Table Grid 2" w:semiHidden="1" w:unhideWhenUsed="1"/>
-    <w:lsdException w:name="Table Grid 3" w:semiHidden="1" w:unhideWhenUsed="1"/>
-    <w:lsdException w:name="Table Grid 4" w:semiHidden="1" w:unhideWhenUsed="1"/>
-    <w:lsdException w:name="Table Grid 5" w:semiHidden="1" w:unhideWhenUsed="1"/>
-    <w:lsdException w:name="Table Grid 6" w:semiHidden="1" w:unhideWhenUsed="1"/>
-    <w:lsdException w:name="Table Grid 7" w:semiHidden="1" w:unhideWhenUsed="1"/>
-    <w:lsdException w:name="Table Grid 8" w:semiHidden="1" w:unhideWhenUsed="1"/>
-    <w:lsdException w:name="Table List 1" w:semiHidden="1" w:unhideWhenUsed="1"/>
-    <w:lsdException w:name="Table List 2" w:semiHidden="1" w:unhideWhenUsed="1"/>
-    <w:lsdException w:name="Table List 3" w:semiHidden="1" w:unhideWhenUsed="1"/>
-    <w:lsdException w:name="Table List 4" w:semiHidden="1" w:unhideWhenUsed="1"/>
-    <w:lsdException w:name="Table List 5" w:semiHidden="1" w:unhideWhenUsed="1"/>
-    <w:lsdException w:name="Table List 6" w:semiHidden="1" w:unhideWhenUsed="1"/>
-    <w:lsdException w:name="Table List 7" w:semiHidden="1" w:unhideWhenUsed="1"/>
-    <w:lsdException w:name="Table List 8" w:semiHidden="1" w:unhideWhenUsed="1"/>
-    <w:lsdException w:name="Table 3D effects 1" w:semiHidden="1" w:unhideWhenUsed="1"/>
-    <w:lsdException w:name="Table 3D effects 2" w:semiHidden="1" w:unhideWhenUsed="1"/>
-    <w:lsdException w:name="Table 3D effects 3" w:semiHidden="1" w:unhideWhenUsed="1"/>
-    <w:lsdException w:name="Table Contemporary" w:semiHidden="1" w:unhideWhenUsed="1"/>
-    <w:lsdException w:name="Table Elegant" w:semiHidden="1" w:unhideWhenUsed="1"/>
-    <w:lsdException w:name="Table Professional" w:semiHidden="1" w:unhideWhenUsed="1"/>
-    <w:lsdException w:name="Table Subtle 1" w:semiHidden="1" w:unhideWhenUsed="1"/>
-    <w:lsdException w:name="Table Subtle 2" w:semiHidden="1" w:unhideWhenUsed="1"/>
-    <w:lsdException w:name="Table Web 1" w:semiHidden="1" w:unhideWhenUsed="1"/>
-    <w:lsdException w:name="Table Web 2" w:semiHidden="1" w:unhideWhenUsed="1"/>
-    <w:lsdException w:name="Table Web 3" w:semiHidden="1" w:unhideWhenUsed="1"/>
-    <w:lsdException w:name="Balloon Text" w:semiHidden="1" w:unhideWhenUsed="1"/>
-    <w:lsdException w:name="Table Grid" w:uiPriority="39"/>
-    <w:lsdException w:name="Table Theme" w:semiHidden="1" w:unhideWhenUsed="1"/>
-    <w:lsdException w:name="Placeholder Text" w:semiHidden="1"/>
-    <w:lsdException w:name="No Spacing" w:uiPriority="1" w:qFormat="1"/>
-    <w:lsdException w:name="Light Shading" w:uiPriority="60"/>
-    <w:lsdException w:name="Light List" w:uiPriority="61"/>
-    <w:lsdException w:name="Light Grid" w:uiPriority="62"/>
-    <w:lsdException w:name="Medium Shading 1" w:uiPriority="63"/>
-    <w:lsdException w:name="Medium Shading 2" w:uiPriority="64"/>
-    <w:lsdException w:name="Medium List 1" w:uiPriority="65"/>
-    <w:lsdException w:name="Medium List 2" w:uiPriority="66"/>
-    <w:lsdException w:name="Medium Grid 1" w:uiPriority="67"/>
-    <w:lsdException w:name="Medium Grid 2" w:uiPriority="68"/>
-    <w:lsdException w:name="Medium Grid 3" w:uiPriority="69"/>
-    <w:lsdException w:name="Dark List" w:uiPriority="70"/>
-    <w:lsdException w:name="Colorful Shading" w:uiPriority="71"/>
-    <w:lsdException w:name="Colorful List" w:uiPriority="72"/>
-    <w:lsdException w:name="Colorful Grid" w:uiPriority="73"/>
-    <w:lsdException w:name="Light Shading Accent 1" w:uiPriority="60"/>
-    <w:lsdException w:name="Light List Accent 1" w:uiPriority="61"/>
-    <w:lsdException w:name="Light Grid Accent 1" w:uiPriority="62"/>
-    <w:lsdException w:name="Medium Shading 1 Accent 1" w:uiPriority="63"/>
-    <w:lsdException w:name="Medium Shading 2 Accent 1" w:uiPriority="64"/>
-    <w:lsdException w:name="Medium List 1 Accent 1" w:uiPriority="65"/>
-    <w:lsdException w:name="Revision" w:semiHidden="1"/>
-    <w:lsdException w:name="List Paragraph" w:uiPriority="34" w:qFormat="1"/>
-    <w:lsdException w:name="Quote" w:uiPriority="29" w:qFormat="1"/>
-    <w:lsdException w:name="Intense Quote" w:uiPriority="30" w:qFormat="1"/>
-    <w:lsdException w:name="Medium List 2 Accent 1" w:uiPriority="66"/>
-    <w:lsdException w:name="Medium Grid 1 Accent 1" w:uiPriority="67"/>
-    <w:lsdException w:name="Medium Grid 2 Accent 1" w:uiPriority="68"/>
-    <w:lsdException w:name="Medium Grid 3 Accent 1" w:uiPriority="69"/>
-    <w:lsdException w:name="Dark List Accent 1" w:uiPriority="70"/>
-    <w:lsdException w:name="Colorful Shading Accent 1" w:uiPriority="71"/>
-    <w:lsdException w:name="Colorful List Accent 1" w:uiPriority="72"/>
-    <w:lsdException w:name="Colorful Grid Accent 1" w:uiPriority="73"/>
-    <w:lsdException w:name="Light Shading Accent 2" w:uiPriority="60"/>
-    <w:lsdException w:name="Light List Accent 2" w:uiPriority="61"/>
-    <w:lsdException w:name="Light Grid Accent 2" w:uiPriority="62"/>
-    <w:lsdException w:name="Medium Shading 1 Accent 2" w:uiPriority="63"/>
-    <w:lsdException w:name="Medium Shading 2 Accent 2" w:uiPriority="64"/>
-    <w:lsdException w:name="Medium List 1 Accent 2" w:uiPriority="65"/>
-    <w:lsdException w:name="Medium List 2 Accent 2" w:uiPriority="66"/>
-    <w:lsdException w:name="Medium Grid 1 Accent 2" w:uiPriority="67"/>
-    <w:lsdException w:name="Medium Grid 2 Accent 2" w:uiPriority="68"/>
-    <w:lsdException w:name="Medium Grid 3 Accent 2" w:uiPriority="69"/>
-    <w:lsdException w:name="Dark List Accent 2" w:uiPriority="70"/>
-    <w:lsdException w:name="Colorful Shading Accent 2" w:uiPriority="71"/>
-    <w:lsdException w:name="Colorful List Accent 2" w:uiPriority="72"/>
-    <w:lsdException w:name="Colorful Grid Accent 2" w:uiPriority="73"/>
-    <w:lsdException w:name="Light Shading Accent 3" w:uiPriority="60"/>
-    <w:lsdException w:name="Light List Accent 3" w:uiPriority="61"/>
-    <w:lsdException w:name="Light Grid Accent 3" w:uiPriority="62"/>
-    <w:lsdException w:name="Medium Shading 1 Accent 3" w:uiPriority="63"/>
-    <w:lsdException w:name="Medium Shading 2 Accent 3" w:uiPriority="64"/>
-    <w:lsdException w:name="Medium List 1 Accent 3" w:uiPriority="65"/>
-    <w:lsdException w:name="Medium List 2 Accent 3" w:uiPriority="66"/>
-    <w:lsdException w:name="Medium Grid 1 Accent 3" w:uiPriority="67"/>
-    <w:lsdException w:name="Medium Grid 2 Accent 3" w:uiPriority="68"/>
-    <w:lsdException w:name="Medium Grid 3 Accent 3" w:uiPriority="69"/>
-    <w:lsdException w:name="Dark List Accent 3" w:uiPriority="70"/>
-    <w:lsdException w:name="Colorful Shading Accent 3" w:uiPriority="71"/>
-    <w:lsdException w:name="Colorful List Accent 3" w:uiPriority="72"/>
-    <w:lsdException w:name="Colorful Grid Accent 3" w:uiPriority="73"/>
-    <w:lsdException w:name="Light Shading Accent 4" w:uiPriority="60"/>
-    <w:lsdException w:name="Light List Accent 4" w:uiPriority="61"/>
-    <w:lsdException w:name="Light Grid Accent 4" w:uiPriority="62"/>
-    <w:lsdException w:name="Medium Shading 1 Accent 4" w:uiPriority="63"/>
-    <w:lsdException w:name="Medium Shading 2 Accent 4" w:uiPriority="64"/>
-    <w:lsdException w:name="Medium List 1 Accent 4" w:uiPriority="65"/>
-    <w:lsdException w:name="Medium List 2 Accent 4" w:uiPriority="66"/>
-    <w:lsdException w:name="Medium Grid 1 Accent 4" w:uiPriority="67"/>
-    <w:lsdException w:name="Medium Grid 2 Accent 4" w:uiPriority="68"/>
-    <w:lsdException w:name="Medium Grid 3 Accent 4" w:uiPriority="69"/>
-    <w:lsdException w:name="Dark List Accent 4" w:uiPriority="70"/>
-    <w:lsdException w:name="Colorful Shading Accent 4" w:uiPriority="71"/>
-    <w:lsdException w:name="Colorful List Accent 4" w:uiPriority="72"/>
-    <w:lsdException w:name="Colorful Grid Accent 4" w:uiPriority="73"/>
-    <w:lsdException w:name="Light Shading Accent 5" w:uiPriority="60"/>
-    <w:lsdException w:name="Light List Accent 5" w:uiPriority="61"/>
-    <w:lsdException w:name="Light Grid Accent 5" w:uiPriority="62"/>
-    <w:lsdException w:name="Medium Shading 1 Accent 5" w:uiPriority="63"/>
-    <w:lsdException w:name="Medium Shading 2 Accent 5" w:uiPriority="64"/>
-    <w:lsdException w:name="Medium List 1 Accent 5" w:uiPriority="65"/>
-    <w:lsdException w:name="Medium List 2 Accent 5" w:uiPriority="66"/>
-    <w:lsdException w:name="Medium Grid 1 Accent 5" w:uiPriority="67"/>
-    <w:lsdException w:name="Medium Grid 2 Accent 5" w:uiPriority="68"/>
-    <w:lsdException w:name="Medium Grid 3 Accent 5" w:uiPriority="69"/>
-    <w:lsdException w:name="Dark List Accent 5" w:uiPriority="70"/>
-    <w:lsdException w:name="Colorful Shading Accent 5" w:uiPriority="71"/>
-    <w:lsdException w:name="Colorful List Accent 5" w:uiPriority="72"/>
-    <w:lsdException w:name="Colorful Grid Accent 5" w:uiPriority="73"/>
-    <w:lsdException w:name="Light Shading Accent 6" w:uiPriority="60"/>
-    <w:lsdException w:name="Light List Accent 6" w:uiPriority="61"/>
-    <w:lsdException w:name="Light Grid Accent 6" w:uiPriority="62"/>
-    <w:lsdException w:name="Medium Shading 1 Accent 6" w:uiPriority="63"/>
-    <w:lsdException w:name="Medium Shading 2 Accent 6" w:uiPriority="64"/>
-    <w:lsdException w:name="Medium List 1 Accent 6" w:uiPriority="65"/>
-    <w:lsdException w:name="Medium List 2 Accent 6" w:uiPriority="66"/>
-    <w:lsdException w:name="Medium Grid 1 Accent 6" w:uiPriority="67"/>
-    <w:lsdException w:name="Medium Grid 2 Accent 6" w:uiPriority="68"/>
-    <w:lsdException w:name="Medium Grid 3 Accent 6" w:uiPriority="69"/>
-    <w:lsdException w:name="Dark List Accent 6" w:uiPriority="70"/>
-    <w:lsdException w:name="Colorful Shading Accent 6" w:uiPriority="71"/>
-    <w:lsdException w:name="Colorful List Accent 6" w:uiPriority="72"/>
-    <w:lsdException w:name="Colorful Grid Accent 6" w:uiPriority="73"/>
-    <w:lsdException w:name="Subtle Emphasis" w:uiPriority="19" w:qFormat="1"/>
-    <w:lsdException w:name="Intense Emphasis" w:uiPriority="21" w:qFormat="1"/>
-    <w:lsdException w:name="Subtle Reference" w:uiPriority="31" w:qFormat="1"/>
-    <w:lsdException w:name="Intense Reference" w:uiPriority="32" w:qFormat="1"/>
-    <w:lsdException w:name="Book Title" w:uiPriority="33" w:qFormat="1"/>
-    <w:lsdException w:name="Bibliography" w:semiHidden="1" w:uiPriority="37" w:unhideWhenUsed="1"/>
-    <w:lsdException w:name="TOC Heading" w:semiHidden="1" w:uiPriority="39" w:unhideWhenUsed="1" w:qFormat="1"/>
-    <w:lsdException w:name="Plain Table 1" w:uiPriority="41"/>
-    <w:lsdException w:name="Plain Table 2" w:uiPriority="42"/>
-    <w:lsdException w:name="Plain Table 3" w:uiPriority="43"/>
-    <w:lsdException w:name="Plain Table 4" w:uiPriority="44"/>
-    <w:lsdException w:name="Plain Table 5" w:uiPriority="45"/>
-    <w:lsdException w:name="Grid Table Light" w:uiPriority="40"/>
-    <w:lsdException w:name="Grid Table 1 Light" w:uiPriority="46"/>
-    <w:lsdException w:name="Grid Table 2" w:uiPriority="47"/>
-    <w:lsdException w:name="Grid Table 3" w:uiPriority="48"/>
-    <w:lsdException w:name="Grid Table 4" w:uiPriority="49"/>
-    <w:lsdException w:name="Grid Table 5 Dark" w:uiPriority="50"/>
-    <w:lsdException w:name="Grid Table 6 Colorful" w:uiPriority="51"/>
-    <w:lsdException w:name="Grid Table 7 Colorful" w:uiPriority="52"/>
-    <w:lsdException w:name="Grid Table 1 Light Accent 1" w:uiPriority="46"/>
-    <w:lsdException w:name="Grid Table 2 Accent 1" w:uiPriority="47"/>
-    <w:lsdException w:name="Grid Table 3 Accent 1" w:uiPriority="48"/>
-    <w:lsdException w:name="Grid Table 4 Accent 1" w:uiPriority="49"/>
-    <w:lsdException w:name="Grid Table 5 Dark Accent 1" w:uiPriority="50"/>
-    <w:lsdException w:name="Grid Table 6 Colorful Accent 1" w:uiPriority="51"/>
-    <w:lsdException w:name="Grid Table 7 Colorful Accent 1" w:uiPriority="52"/>
-    <w:lsdException w:name="Grid Table 1 Light Accent 2" w:uiPriority="46"/>
-    <w:lsdException w:name="Grid Table 2 Accent 2" w:uiPriority="47"/>
-    <w:lsdException w:name="Grid Table 3 Accent 2" w:uiPriority="48"/>
-    <w:lsdException w:name="Grid Table 4 Accent 2" w:uiPriority="49"/>
-    <w:lsdException w:name="Grid Table 5 Dark Accent 2" w:uiPriority="50"/>
-    <w:lsdException w:name="Grid Table 6 Colorful Accent 2" w:uiPriority="51"/>
-    <w:lsdException w:name="Grid Table 7 Colorful Accent 2" w:uiPriority="52"/>
-    <w:lsdException w:name="Grid Table 1 Light Accent 3" w:uiPriority="46"/>
-    <w:lsdException w:name="Grid Table 2 Accent 3" w:uiPriority="47"/>
-    <w:lsdException w:name="Grid Table 3 Accent 3" w:uiPriority="48"/>
-    <w:lsdException w:name="Grid Table 4 Accent 3" w:uiPriority="49"/>
-    <w:lsdException w:name="Grid Table 5 Dark Accent 3" w:uiPriority="50"/>
-    <w:lsdException w:name="Grid Table 6 Colorful Accent 3" w:uiPriority="51"/>
-    <w:lsdException w:name="Grid Table 7 Colorful Accent 3" w:uiPriority="52"/>
-    <w:lsdException w:name="Grid Table 1 Light Accent 4" w:uiPriority="46"/>
-    <w:lsdException w:name="Grid Table 2 Accent 4" w:uiPriority="47"/>
-    <w:lsdException w:name="Grid Table 3 Accent 4" w:uiPriority="48"/>
-    <w:lsdException w:name="Grid Table 4 Accent 4" w:uiPriority="49"/>
-    <w:lsdException w:name="Grid Table 5 Dark Accent 4" w:uiPriority="50"/>
-    <w:lsdException w:name="Grid Table 6 Colorful Accent 4" w:uiPriority="51"/>
-    <w:lsdException w:name="Grid Table 7 Colorful Accent 4" w:uiPriority="52"/>
-    <w:lsdException w:name="Grid Table 1 Light Accent 5" w:uiPriority="46"/>
-    <w:lsdException w:name="Grid Table 2 Accent 5" w:uiPriority="47"/>
-    <w:lsdException w:name="Grid Table 3 Accent 5" w:uiPriority="48"/>
-    <w:lsdException w:name="Grid Table 4 Accent 5" w:uiPriority="49"/>
-    <w:lsdException w:name="Grid Table 5 Dark Accent 5" w:uiPriority="50"/>
-    <w:lsdException w:name="Grid Table 6 Colorful Accent 5" w:uiPriority="51"/>
-    <w:lsdException w:name="Grid Table 7 Colorful Accent 5" w:uiPriority="52"/>
-    <w:lsdException w:name="Grid Table 1 Light Accent 6" w:uiPriority="46"/>
-    <w:lsdException w:name="Grid Table 2 Accent 6" w:uiPriority="47"/>
-    <w:lsdException w:name="Grid Table 3 Accent 6" w:uiPriority="48"/>
-    <w:lsdException w:name="Grid Table 4 Accent 6" w:uiPriority="49"/>
-    <w:lsdException w:name="Grid Table 5 Dark Accent 6" w:uiPriority="50"/>
-    <w:lsdException w:name="Grid Table 6 Colorful Accent 6" w:uiPriority="51"/>
-    <w:lsdException w:name="Grid Table 7 Colorful Accent 6" w:uiPriority="52"/>
-    <w:lsdException w:name="List Table 1 Light" w:uiPriority="46"/>
-    <w:lsdException w:name="List Table 2" w:uiPriority="47"/>
-    <w:lsdException w:name="List Table 3" w:uiPriority="48"/>
-    <w:lsdException w:name="List Table 4" w:uiPriority="49"/>
-    <w:lsdException w:name="List Table 5 Dark" w:uiPriority="50"/>
-    <w:lsdException w:name="List Table 6 Colorful" w:uiPriority="51"/>
-    <w:lsdException w:name="List Table 7 Colorful" w:uiPriority="52"/>
-    <w:lsdException w:name="List Table 1 Light Accent 1" w:uiPriority="46"/>
-    <w:lsdException w:name="List Table 2 Accent 1" w:uiPriority="47"/>
-    <w:lsdException w:name="List Table 3 Accent 1" w:uiPriority="48"/>
-    <w:lsdException w:name="List Table 4 Accent 1" w:uiPriority="49"/>
-    <w:lsdException w:name="List Table 5 Dark Accent 1" w:uiPriority="50"/>
-    <w:lsdException w:name="List Table 6 Colorful Accent 1" w:uiPriority="51"/>
-    <w:lsdException w:name="List Table 7 Colorful Accent 1" w:uiPriority="52"/>
-    <w:lsdException w:name="List Table 1 Light Accent 2" w:uiPriority="46"/>
-    <w:lsdException w:name="List Table 2 Accent 2" w:uiPriority="47"/>
-    <w:lsdException w:name="List Table 3 Accent 2" w:uiPriority="48"/>
-    <w:lsdException w:name="List Table 4 Accent 2" w:uiPriority="49"/>
-    <w:lsdException w:name="List Table 5 Dark Accent 2" w:uiPriority="50"/>
-    <w:lsdException w:name="List Table 6 Colorful Accent 2" w:uiPriority="51"/>
-    <w:lsdException w:name="List Table 7 Colorful Accent 2" w:uiPriority="52"/>
-    <w:lsdException w:name="List Table 1 Light Accent 3" w:uiPriority="46"/>
-    <w:lsdException w:name="List Table 2 Accent 3" w:uiPriority="47"/>
-    <w:lsdException w:name="List Table 3 Accent 3" w:uiPriority="48"/>
-    <w:lsdException w:name="List Table 4 Accent 3" w:uiPriority="49"/>
-    <w:lsdException w:name="List Table 5 Dark Accent 3" w:uiPriority="50"/>
-    <w:lsdException w:name="List Table 6 Colorful Accent 3" w:uiPriority="51"/>
-    <w:lsdException w:name="List Table 7 Colorful Accent 3" w:uiPriority="52"/>
-    <w:lsdException w:name="List Table 1 Light Accent 4" w:uiPriority="46"/>
-    <w:lsdException w:name="List Table 2 Accent 4" w:uiPriority="47"/>
-    <w:lsdException w:name="List Table 3 Accent 4" w:uiPriority="48"/>
-    <w:lsdException w:name="List Table 4 Accent 4" w:uiPriority="49"/>
-    <w:lsdException w:name="List Table 5 Dark Accent 4" w:uiPriority="50"/>
-    <w:lsdException w:name="List Table 6 Colorful Accent 4" w:uiPriority="51"/>
-    <w:lsdException w:name="List Table 7 Colorful Accent 4" w:uiPriority="52"/>
-    <w:lsdException w:name="List Table 1 Light Accent 5" w:uiPriority="46"/>
-    <w:lsdException w:name="List Table 2 Accent 5" w:uiPriority="47"/>
-    <w:lsdException w:name="List Table 3 Accent 5" w:uiPriority="48"/>
-    <w:lsdException w:name="List Table 4 Accent 5" w:uiPriority="49"/>
-    <w:lsdException w:name="List Table 5 Dark Accent 5" w:uiPriority="50"/>
-    <w:lsdException w:name="List Table 6 Colorful Accent 5" w:uiPriority="51"/>
-    <w:lsdException w:name="List Table 7 Colorful Accent 5" w:uiPriority="52"/>
-    <w:lsdException w:name="List Table 1 Light Accent 6" w:uiPriority="46"/>
-    <w:lsdException w:name="List Table 2 Accent 6" w:uiPriority="47"/>
-    <w:lsdException w:name="List Table 3 Accent 6" w:uiPriority="48"/>
-    <w:lsdException w:name="List Table 4 Accent 6" w:uiPriority="49"/>
-    <w:lsdException w:name="List Table 5 Dark Accent 6" w:uiPriority="50"/>
-    <w:lsdException w:name="List Table 6 Colorful Accent 6" w:uiPriority="51"/>
-    <w:lsdException w:name="List Table 7 Colorful Accent 6" w:uiPriority="52"/>
-    <w:lsdException w:name="Mention" w:semiHidden="1" w:unhideWhenUsed="1"/>
-    <w:lsdException w:name="Smart Hyperlink" w:semiHidden="1" w:unhideWhenUsed="1"/>
-    <w:lsdException w:name="Hashtag" w:semiHidden="1" w:unhideWhenUsed="1"/>
-    <w:lsdException w:name="Unresolved Mention" w:semiHidden="1" w:unhideWhenUsed="1"/>
-    <w:lsdException w:name="Smart Link" w:semiHidden="1" w:unhideWhenUsed="1"/>
+  <w:latentStyles w:defLockedState="0" w:defUIPriority="99" w:defSemiHidden="1" w:defUnhideWhenUsed="1" w:defQFormat="0" w:count="267">
+    <w:lsdException w:name="Normal" w:semiHidden="0" w:uiPriority="0" w:unhideWhenUsed="0" w:qFormat="1"/>
+    <w:lsdException w:name="heading 1" w:semiHidden="0" w:uiPriority="0" w:unhideWhenUsed="0" w:qFormat="1"/>
+    <w:lsdException w:name="heading 2" w:uiPriority="9" w:qFormat="1"/>
+    <w:lsdException w:name="heading 3" w:uiPriority="9" w:qFormat="1"/>
+    <w:lsdException w:name="heading 4" w:uiPriority="9" w:qFormat="1"/>
+    <w:lsdException w:name="heading 5" w:uiPriority="9" w:qFormat="1"/>
+    <w:lsdException w:name="heading 6" w:uiPriority="9" w:qFormat="1"/>
+    <w:lsdException w:name="heading 7" w:uiPriority="9" w:qFormat="1"/>
+    <w:lsdException w:name="heading 8" w:uiPriority="9" w:qFormat="1"/>
+    <w:lsdException w:name="heading 9" w:uiPriority="9" w:qFormat="1"/>
+    <w:lsdException w:name="toc 1" w:uiPriority="39"/>
+    <w:lsdException w:name="toc 2" w:uiPriority="39"/>
+    <w:lsdException w:name="toc 3" w:uiPriority="39"/>
+    <w:lsdException w:name="toc 4" w:uiPriority="39"/>
+    <w:lsdException w:name="toc 5" w:uiPriority="39"/>
+    <w:lsdException w:name="toc 6" w:uiPriority="39"/>
+    <w:lsdException w:name="toc 7" w:uiPriority="39"/>
+    <w:lsdException w:name="toc 8" w:uiPriority="39"/>
+    <w:lsdException w:name="toc 9" w:uiPriority="39"/>
+    <w:lsdException w:name="caption" w:uiPriority="35" w:qFormat="1"/>
+    <w:lsdException w:name="Title" w:semiHidden="0" w:uiPriority="10" w:unhideWhenUsed="0" w:qFormat="1"/>
+    <w:lsdException w:name="Default Paragraph Font" w:uiPriority="1"/>
+    <w:lsdException w:name="Subtitle" w:semiHidden="0" w:uiPriority="11" w:unhideWhenUsed="0" w:qFormat="1"/>
+    <w:lsdException w:name="Strong" w:semiHidden="0" w:uiPriority="22" w:unhideWhenUsed="0" w:qFormat="1"/>
+    <w:lsdException w:name="Emphasis" w:semiHidden="0" w:uiPriority="20" w:unhideWhenUsed="0" w:qFormat="1"/>
+    <w:lsdException w:name="Table Grid" w:semiHidden="0" w:uiPriority="39" w:unhideWhenUsed="0"/>
+    <w:lsdException w:name="Placeholder Text" w:unhideWhenUsed="0"/>
+    <w:lsdException w:name="No Spacing" w:semiHidden="0" w:uiPriority="1" w:unhideWhenUsed="0" w:qFormat="1"/>
+    <w:lsdException w:name="Light Shading" w:semiHidden="0" w:uiPriority="60" w:unhideWhenUsed="0"/>
+    <w:lsdException w:name="Light List" w:semiHidden="0" w:uiPriority="61" w:unhideWhenUsed="0"/>
+    <w:lsdException w:name="Light Grid" w:semiHidden="0" w:uiPriority="62" w:unhideWhenUsed="0"/>
+    <w:lsdException w:name="Medium Shading 1" w:semiHidden="0" w:uiPriority="63" w:unhideWhenUsed="0"/>
+    <w:lsdException w:name="Medium Shading 2" w:semiHidden="0" w:uiPriority="64" w:unhideWhenUsed="0"/>
+    <w:lsdException w:name="Medium List 1" w:semiHidden="0" w:uiPriority="65" w:unhideWhenUsed="0"/>
+    <w:lsdException w:name="Medium List 2" w:semiHidden="0" w:uiPriority="66" w:unhideWhenUsed="0"/>
+    <w:lsdException w:name="Medium Grid 1" w:semiHidden="0" w:uiPriority="67" w:unhideWhenUsed="0"/>
+    <w:lsdException w:name="Medium Grid 2" w:semiHidden="0" w:uiPriority="68" w:unhideWhenUsed="0"/>
+    <w:lsdException w:name="Medium Grid 3" w:semiHidden="0" w:uiPriority="69" w:unhideWhenUsed="0"/>
+    <w:lsdException w:name="Dark List" w:semiHidden="0" w:uiPriority="70" w:unhideWhenUsed="0"/>
+    <w:lsdException w:name="Colorful Shading" w:semiHidden="0" w:uiPriority="71" w:unhideWhenUsed="0"/>
+    <w:lsdException w:name="Colorful List" w:semiHidden="0" w:uiPriority="72" w:unhideWhenUsed="0"/>
+    <w:lsdException w:name="Colorful Grid" w:semiHidden="0" w:uiPriority="73" w:unhideWhenUsed="0"/>
+    <w:lsdException w:name="Light Shading Accent 1" w:semiHidden="0" w:uiPriority="60" w:unhideWhenUsed="0"/>
+    <w:lsdException w:name="Light List Accent 1" w:semiHidden="0" w:uiPriority="61" w:unhideWhenUsed="0"/>
+    <w:lsdException w:name="Light Grid Accent 1" w:semiHidden="0" w:uiPriority="62" w:unhideWhenUsed="0"/>
+    <w:lsdException w:name="Medium Shading 1 Accent 1" w:semiHidden="0" w:uiPriority="63" w:unhideWhenUsed="0"/>
+    <w:lsdException w:name="Medium Shading 2 Accent 1" w:semiHidden="0" w:uiPriority="64" w:unhideWhenUsed="0"/>
+    <w:lsdException w:name="Medium List 1 Accent 1" w:semiHidden="0" w:uiPriority="65" w:unhideWhenUsed="0"/>
+    <w:lsdException w:name="Revision" w:unhideWhenUsed="0"/>
+    <w:lsdException w:name="List Paragraph" w:semiHidden="0" w:uiPriority="34" w:unhideWhenUsed="0" w:qFormat="1"/>
+    <w:lsdException w:name="Quote" w:semiHidden="0" w:uiPriority="29" w:unhideWhenUsed="0" w:qFormat="1"/>
+    <w:lsdException w:name="Intense Quote" w:semiHidden="0" w:uiPriority="30" w:unhideWhenUsed="0" w:qFormat="1"/>
+    <w:lsdException w:name="Medium List 2 Accent 1" w:semiHidden="0" w:uiPriority="66" w:unhideWhenUsed="0"/>
+    <w:lsdException w:name="Medium Grid 1 Accent 1" w:semiHidden="0" w:uiPriority="67" w:unhideWhenUsed="0"/>
+    <w:lsdException w:name="Medium Grid 2 Accent 1" w:semiHidden="0" w:uiPriority="68" w:unhideWhenUsed="0"/>
+    <w:lsdException w:name="Medium Grid 3 Accent 1" w:semiHidden="0" w:uiPriority="69" w:unhideWhenUsed="0"/>
+    <w:lsdException w:name="Dark List Accent 1" w:semiHidden="0" w:uiPriority="70" w:unhideWhenUsed="0"/>
+    <w:lsdException w:name="Colorful Shading Accent 1" w:semiHidden="0" w:uiPriority="71" w:unhideWhenUsed="0"/>
+    <w:lsdException w:name="Colorful List Accent 1" w:semiHidden="0" w:uiPriority="72" w:unhideWhenUsed="0"/>
+    <w:lsdException w:name="Colorful Grid Accent 1" w:semiHidden="0" w:uiPriority="73" w:unhideWhenUsed="0"/>
+    <w:lsdException w:name="Light Shading Accent 2" w:semiHidden="0" w:uiPriority="60" w:unhideWhenUsed="0"/>
+    <w:lsdException w:name="Light List Accent 2" w:semiHidden="0" w:uiPriority="61" w:unhideWhenUsed="0"/>
+    <w:lsdException w:name="Light Grid Accent 2" w:semiHidden="0" w:uiPriority="62" w:unhideWhenUsed="0"/>
+    <w:lsdException w:name="Medium Shading 1 Accent 2" w:semiHidden="0" w:uiPriority="63" w:unhideWhenUsed="0"/>
+    <w:lsdException w:name="Medium Shading 2 Accent 2" w:semiHidden="0" w:uiPriority="64" w:unhideWhenUsed="0"/>
+    <w:lsdException w:name="Medium List 1 Accent 2" w:semiHidden="0" w:uiPriority="65" w:unhideWhenUsed="0"/>
+    <w:lsdException w:name="Medium List 2 Accent 2" w:semiHidden="0" w:uiPriority="66" w:unhideWhenUsed="0"/>
+    <w:lsdException w:name="Medium Grid 1 Accent 2" w:semiHidden="0" w:uiPriority="67" w:unhideWhenUsed="0"/>
+    <w:lsdException w:name="Medium Grid 2 Accent 2" w:semiHidden="0" w:uiPriority="68" w:unhideWhenUsed="0"/>
+    <w:lsdException w:name="Medium Grid 3 Accent 2" w:semiHidden="0" w:uiPriority="69" w:unhideWhenUsed="0"/>
+    <w:lsdException w:name="Dark List Accent 2" w:semiHidden="0" w:uiPriority="70" w:unhideWhenUsed="0"/>
+    <w:lsdException w:name="Colorful Shading Accent 2" w:semiHidden="0" w:uiPriority="71" w:unhideWhenUsed="0"/>
+    <w:lsdException w:name="Colorful List Accent 2" w:semiHidden="0" w:uiPriority="72" w:unhideWhenUsed="0"/>
+    <w:lsdException w:name="Colorful Grid Accent 2" w:semiHidden="0" w:uiPriority="73" w:unhideWhenUsed="0"/>
+    <w:lsdException w:name="Light Shading Accent 3" w:semiHidden="0" w:uiPriority="60" w:unhideWhenUsed="0"/>
+    <w:lsdException w:name="Light List Accent 3" w:semiHidden="0" w:uiPriority="61" w:unhideWhenUsed="0"/>
+    <w:lsdException w:name="Light Grid Accent 3" w:semiHidden="0" w:uiPriority="62" w:unhideWhenUsed="0"/>
+    <w:lsdException w:name="Medium Shading 1 Accent 3" w:semiHidden="0" w:uiPriority="63" w:unhideWhenUsed="0"/>
+    <w:lsdException w:name="Medium Shading 2 Accent 3" w:semiHidden="0" w:uiPriority="64" w:unhideWhenUsed="0"/>
+    <w:lsdException w:name="Medium List 1 Accent 3" w:semiHidden="0" w:uiPriority="65" w:unhideWhenUsed="0"/>
+    <w:lsdException w:name="Medium List 2 Accent 3" w:semiHidden="0" w:uiPriority="66" w:unhideWhenUsed="0"/>
+    <w:lsdException w:name="Medium Grid 1 Accent 3" w:semiHidden="0" w:uiPriority="67" w:unhideWhenUsed="0"/>
+    <w:lsdException w:name="Medium Grid 2 Accent 3" w:semiHidden="0" w:uiPriority="68" w:unhideWhenUsed="0"/>
+    <w:lsdException w:name="Medium Grid 3 Accent 3" w:semiHidden="0" w:uiPriority="69" w:unhideWhenUsed="0"/>
+    <w:lsdException w:name="Dark List Accent 3" w:semiHidden="0" w:uiPriority="70" w:unhideWhenUsed="0"/>
+    <w:lsdException w:name="Colorful Shading Accent 3" w:semiHidden="0" w:uiPriority="71" w:unhideWhenUsed="0"/>
+    <w:lsdException w:name="Colorful List Accent 3" w:semiHidden="0" w:uiPriority="72" w:unhideWhenUsed="0"/>
+    <w:lsdException w:name="Colorful Grid Accent 3" w:semiHidden="0" w:uiPriority="73" w:unhideWhenUsed="0"/>
+    <w:lsdException w:name="Light Shading Accent 4" w:semiHidden="0" w:uiPriority="60" w:unhideWhenUsed="0"/>
+    <w:lsdException w:name="Light List Accent 4" w:semiHidden="0" w:uiPriority="61" w:unhideWhenUsed="0"/>
+    <w:lsdException w:name="Light Grid Accent 4" w:semiHidden="0" w:uiPriority="62" w:unhideWhenUsed="0"/>
+    <w:lsdException w:name="Medium Shading 1 Accent 4" w:semiHidden="0" w:uiPriority="63" w:unhideWhenUsed="0"/>
+    <w:lsdException w:name="Medium Shading 2 Accent 4" w:semiHidden="0" w:uiPriority="64" w:unhideWhenUsed="0"/>
+    <w:lsdException w:name="Medium List 1 Accent 4" w:semiHidden="0" w:uiPriority="65" w:unhideWhenUsed="0"/>
+    <w:lsdException w:name="Medium List 2 Accent 4" w:semiHidden="0" w:uiPriority="66" w:unhideWhenUsed="0"/>
+    <w:lsdException w:name="Medium Grid 1 Accent 4" w:semiHidden="0" w:uiPriority="67" w:unhideWhenUsed="0"/>
+    <w:lsdException w:name="Medium Grid 2 Accent 4" w:semiHidden="0" w:uiPriority="68" w:unhideWhenUsed="0"/>
+    <w:lsdException w:name="Medium Grid 3 Accent 4" w:semiHidden="0" w:uiPriority="69" w:unhideWhenUsed="0"/>
+    <w:lsdException w:name="Dark List Accent 4" w:semiHidden="0" w:uiPriority="70" w:unhideWhenUsed="0"/>
+    <w:lsdException w:name="Colorful Shading Accent 4" w:semiHidden="0" w:uiPriority="71" w:unhideWhenUsed="0"/>
+    <w:lsdException w:name="Colorful List Accent 4" w:semiHidden="0" w:uiPriority="72" w:unhideWhenUsed="0"/>
+    <w:lsdException w:name="Colorful Grid Accent 4" w:semiHidden="0" w:uiPriority="73" w:unhideWhenUsed="0"/>
+    <w:lsdException w:name="Light Shading Accent 5" w:semiHidden="0" w:uiPriority="60" w:unhideWhenUsed="0"/>
+    <w:lsdException w:name="Light List Accent 5" w:semiHidden="0" w:uiPriority="61" w:unhideWhenUsed="0"/>
+    <w:lsdException w:name="Light Grid Accent 5" w:semiHidden="0" w:uiPriority="62" w:unhideWhenUsed="0"/>
+    <w:lsdException w:name="Medium Shading 1 Accent 5" w:semiHidden="0" w:uiPriority="63" w:unhideWhenUsed="0"/>
+    <w:lsdException w:name="Medium Shading 2 Accent 5" w:semiHidden="0" w:uiPriority="64" w:unhideWhenUsed="0"/>
+    <w:lsdException w:name="Medium List 1 Accent 5" w:semiHidden="0" w:uiPriority="65" w:unhideWhenUsed="0"/>
+    <w:lsdException w:name="Medium List 2 Accent 5" w:semiHidden="0" w:uiPriority="66" w:unhideWhenUsed="0"/>
+    <w:lsdException w:name="Medium Grid 1 Accent 5" w:semiHidden="0" w:uiPriority="67" w:unhideWhenUsed="0"/>
+    <w:lsdException w:name="Medium Grid 2 Accent 5" w:semiHidden="0" w:uiPriority="68" w:unhideWhenUsed="0"/>
+    <w:lsdException w:name="Medium Grid 3 Accent 5" w:semiHidden="0" w:uiPriority="69" w:unhideWhenUsed="0"/>
+    <w:lsdException w:name="Dark List Accent 5" w:semiHidden="0" w:uiPriority="70" w:unhideWhenUsed="0"/>
+    <w:lsdException w:name="Colorful Shading Accent 5" w:semiHidden="0" w:uiPriority="71" w:unhideWhenUsed="0"/>
+    <w:lsdException w:name="Colorful List Accent 5" w:semiHidden="0" w:uiPriority="72" w:unhideWhenUsed="0"/>
+    <w:lsdException w:name="Colorful Grid Accent 5" w:semiHidden="0" w:uiPriority="73" w:unhideWhenUsed="0"/>
+    <w:lsdException w:name="Light Shading Accent 6" w:semiHidden="0" w:uiPriority="60" w:unhideWhenUsed="0"/>
+    <w:lsdException w:name="Light List Accent 6" w:semiHidden="0" w:uiPriority="61" w:unhideWhenUsed="0"/>
+    <w:lsdException w:name="Light Grid Accent 6" w:semiHidden="0" w:uiPriority="62" w:unhideWhenUsed="0"/>
+    <w:lsdException w:name="Medium Shading 1 Accent 6" w:semiHidden="0" w:uiPriority="63" w:unhideWhenUsed="0"/>
+    <w:lsdException w:name="Medium Shading 2 Accent 6" w:semiHidden="0" w:uiPriority="64" w:unhideWhenUsed="0"/>
+    <w:lsdException w:name="Medium List 1 Accent 6" w:semiHidden="0" w:uiPriority="65" w:unhideWhenUsed="0"/>
+    <w:lsdException w:name="Medium List 2 Accent 6" w:semiHidden="0" w:uiPriority="66" w:unhideWhenUsed="0"/>
+    <w:lsdException w:name="Medium Grid 1 Accent 6" w:semiHidden="0" w:uiPriority="67" w:unhideWhenUsed="0"/>
+    <w:lsdException w:name="Medium Grid 2 Accent 6" w:semiHidden="0" w:uiPriority="68" w:unhideWhenUsed="0"/>
+    <w:lsdException w:name="Medium Grid 3 Accent 6" w:semiHidden="0" w:uiPriority="69" w:unhideWhenUsed="0"/>
+    <w:lsdException w:name="Dark List Accent 6" w:semiHidden="0" w:uiPriority="70" w:unhideWhenUsed="0"/>
+    <w:lsdException w:name="Colorful Shading Accent 6" w:semiHidden="0" w:uiPriority="71" w:unhideWhenUsed="0"/>
+    <w:lsdException w:name="Colorful List Accent 6" w:semiHidden="0" w:uiPriority="72" w:unhideWhenUsed="0"/>
+    <w:lsdException w:name="Colorful Grid Accent 6" w:semiHidden="0" w:uiPriority="73" w:unhideWhenUsed="0"/>
+    <w:lsdException w:name="Subtle Emphasis" w:semiHidden="0" w:uiPriority="19" w:unhideWhenUsed="0" w:qFormat="1"/>
+    <w:lsdException w:name="Intense Emphasis" w:semiHidden="0" w:uiPriority="21" w:unhideWhenUsed="0" w:qFormat="1"/>
+    <w:lsdException w:name="Subtle Reference" w:semiHidden="0" w:uiPriority="31" w:unhideWhenUsed="0" w:qFormat="1"/>
+    <w:lsdException w:name="Intense Reference" w:semiHidden="0" w:uiPriority="32" w:unhideWhenUsed="0" w:qFormat="1"/>
+    <w:lsdException w:name="Book Title" w:semiHidden="0" w:uiPriority="33" w:unhideWhenUsed="0" w:qFormat="1"/>
+    <w:lsdException w:name="Bibliography" w:uiPriority="37"/>
+    <w:lsdException w:name="TOC Heading" w:uiPriority="39" w:qFormat="1"/>
   </w:latentStyles>
   <w:style w:type="paragraph" w:default="1" w:styleId="a">
     <w:name w:val="Normal"/>
     <w:qFormat/>
-    <w:rsid w:val="00150BEA"/>
+    <w:rsid w:val="005C267F"/>
     <w:pPr>
       <w:widowControl w:val="0"/>
       <w:spacing w:line="360" w:lineRule="auto"/>
@@ -1488,7 +1943,7 @@
     <w:name w:val="heading 1"/>
     <w:basedOn w:val="a"/>
     <w:next w:val="a"/>
-    <w:link w:val="10"/>
+    <w:link w:val="1Char"/>
     <w:qFormat/>
     <w:rsid w:val="00A97D78"/>
     <w:pPr>
@@ -1535,8 +1990,8 @@
     <w:semiHidden/>
     <w:unhideWhenUsed/>
   </w:style>
-  <w:style w:type="character" w:customStyle="1" w:styleId="10">
-    <w:name w:val="标题 1 字符"/>
+  <w:style w:type="character" w:customStyle="1" w:styleId="1Char">
+    <w:name w:val="标题 1 Char"/>
     <w:basedOn w:val="a0"/>
     <w:link w:val="1"/>
     <w:qFormat/>
@@ -1563,7 +2018,7 @@
   <w:style w:type="paragraph" w:styleId="a4">
     <w:name w:val="header"/>
     <w:basedOn w:val="a"/>
-    <w:link w:val="a5"/>
+    <w:link w:val="Char"/>
     <w:uiPriority w:val="99"/>
     <w:unhideWhenUsed/>
     <w:rsid w:val="00011526"/>
@@ -1584,8 +2039,8 @@
       <w:szCs w:val="18"/>
     </w:rPr>
   </w:style>
-  <w:style w:type="character" w:customStyle="1" w:styleId="a5">
-    <w:name w:val="页眉 字符"/>
+  <w:style w:type="character" w:customStyle="1" w:styleId="Char">
+    <w:name w:val="页眉 Char"/>
     <w:basedOn w:val="a0"/>
     <w:link w:val="a4"/>
     <w:uiPriority w:val="99"/>
@@ -1596,10 +2051,10 @@
       <w:szCs w:val="18"/>
     </w:rPr>
   </w:style>
-  <w:style w:type="paragraph" w:styleId="a6">
+  <w:style w:type="paragraph" w:styleId="a5">
     <w:name w:val="footer"/>
     <w:basedOn w:val="a"/>
-    <w:link w:val="a7"/>
+    <w:link w:val="Char0"/>
     <w:uiPriority w:val="99"/>
     <w:unhideWhenUsed/>
     <w:rsid w:val="00011526"/>
@@ -1617,12 +2072,439 @@
       <w:szCs w:val="18"/>
     </w:rPr>
   </w:style>
-  <w:style w:type="character" w:customStyle="1" w:styleId="a7">
-    <w:name w:val="页脚 字符"/>
+  <w:style w:type="character" w:customStyle="1" w:styleId="Char0">
+    <w:name w:val="页脚 Char"/>
+    <w:basedOn w:val="a0"/>
+    <w:link w:val="a5"/>
+    <w:uiPriority w:val="99"/>
+    <w:rsid w:val="00011526"/>
+    <w:rPr>
+      <w:rFonts w:ascii="Times New Roman" w:eastAsia="仿宋_GB2312" w:hAnsi="Times New Roman" w:cs="Times New Roman"/>
+      <w:sz w:val="18"/>
+      <w:szCs w:val="18"/>
+    </w:rPr>
+  </w:style>
+  <w:style w:type="paragraph" w:styleId="a6">
+    <w:name w:val="Date"/>
+    <w:basedOn w:val="a"/>
+    <w:next w:val="a"/>
+    <w:link w:val="Char1"/>
+    <w:uiPriority w:val="99"/>
+    <w:semiHidden/>
+    <w:unhideWhenUsed/>
+    <w:rsid w:val="001C5A73"/>
+    <w:pPr>
+      <w:ind w:leftChars="2500" w:left="100"/>
+    </w:pPr>
+  </w:style>
+  <w:style w:type="character" w:customStyle="1" w:styleId="Char1">
+    <w:name w:val="日期 Char"/>
     <w:basedOn w:val="a0"/>
     <w:link w:val="a6"/>
     <w:uiPriority w:val="99"/>
+    <w:semiHidden/>
+    <w:rsid w:val="001C5A73"/>
+    <w:rPr>
+      <w:rFonts w:ascii="Times New Roman" w:eastAsia="仿宋_GB2312" w:hAnsi="Times New Roman" w:cs="Times New Roman"/>
+      <w:sz w:val="28"/>
+      <w:szCs w:val="24"/>
+    </w:rPr>
+  </w:style>
+  <w:style w:type="paragraph" w:styleId="a7">
+    <w:name w:val="Balloon Text"/>
+    <w:basedOn w:val="a"/>
+    <w:link w:val="Char2"/>
+    <w:uiPriority w:val="99"/>
+    <w:semiHidden/>
+    <w:unhideWhenUsed/>
+    <w:rsid w:val="00883D6C"/>
+    <w:pPr>
+      <w:spacing w:line="240" w:lineRule="auto"/>
+    </w:pPr>
+    <w:rPr>
+      <w:sz w:val="18"/>
+      <w:szCs w:val="18"/>
+    </w:rPr>
+  </w:style>
+  <w:style w:type="character" w:customStyle="1" w:styleId="Char2">
+    <w:name w:val="批注框文本 Char"/>
+    <w:basedOn w:val="a0"/>
+    <w:link w:val="a7"/>
+    <w:uiPriority w:val="99"/>
+    <w:semiHidden/>
+    <w:rsid w:val="00883D6C"/>
+    <w:rPr>
+      <w:rFonts w:ascii="Times New Roman" w:eastAsia="仿宋_GB2312" w:hAnsi="Times New Roman" w:cs="Times New Roman"/>
+      <w:sz w:val="18"/>
+      <w:szCs w:val="18"/>
+    </w:rPr>
+  </w:style>
+</w:styles>
+</file>
+
+<file path=word/stylesWithEffects.xml><?xml version="1.0" encoding="utf-8"?>
+<w:styles xmlns:wpc="http://schemas.microsoft.com/office/word/2010/wordprocessingCanvas" xmlns:mc="http://schemas.openxmlformats.org/markup-compatibility/2006" xmlns:o="urn:schemas-microsoft-com:office:office" xmlns:r="http://schemas.openxmlformats.org/officeDocument/2006/relationships" xmlns:m="http://schemas.openxmlformats.org/officeDocument/2006/math" xmlns:v="urn:schemas-microsoft-com:vml" xmlns:wp14="http://schemas.microsoft.com/office/word/2010/wordprocessingDrawing" xmlns:wp="http://schemas.openxmlformats.org/drawingml/2006/wordprocessingDrawing" xmlns:w10="urn:schemas-microsoft-com:office:word" xmlns:w="http://schemas.openxmlformats.org/wordprocessingml/2006/main" xmlns:w14="http://schemas.microsoft.com/office/word/2010/wordml" xmlns:wpg="http://schemas.microsoft.com/office/word/2010/wordprocessingGroup" xmlns:wpi="http://schemas.microsoft.com/office/word/2010/wordprocessingInk" xmlns:wne="http://schemas.microsoft.com/office/word/2006/wordml" xmlns:wps="http://schemas.microsoft.com/office/word/2010/wordprocessingShape" mc:Ignorable="w14 wp14">
+  <w:docDefaults>
+    <w:rPrDefault>
+      <w:rPr>
+        <w:rFonts w:asciiTheme="minorHAnsi" w:eastAsiaTheme="minorEastAsia" w:hAnsiTheme="minorHAnsi" w:cstheme="minorBidi"/>
+        <w:kern w:val="2"/>
+        <w:sz w:val="21"/>
+        <w:szCs w:val="22"/>
+        <w:lang w:val="en-US" w:eastAsia="zh-CN" w:bidi="ar-SA"/>
+      </w:rPr>
+    </w:rPrDefault>
+    <w:pPrDefault/>
+  </w:docDefaults>
+  <w:latentStyles w:defLockedState="0" w:defUIPriority="99" w:defSemiHidden="1" w:defUnhideWhenUsed="1" w:defQFormat="0" w:count="267">
+    <w:lsdException w:name="Normal" w:semiHidden="0" w:uiPriority="0" w:unhideWhenUsed="0" w:qFormat="1"/>
+    <w:lsdException w:name="heading 1" w:semiHidden="0" w:uiPriority="0" w:unhideWhenUsed="0" w:qFormat="1"/>
+    <w:lsdException w:name="heading 2" w:uiPriority="9" w:qFormat="1"/>
+    <w:lsdException w:name="heading 3" w:uiPriority="9" w:qFormat="1"/>
+    <w:lsdException w:name="heading 4" w:uiPriority="9" w:qFormat="1"/>
+    <w:lsdException w:name="heading 5" w:uiPriority="9" w:qFormat="1"/>
+    <w:lsdException w:name="heading 6" w:uiPriority="9" w:qFormat="1"/>
+    <w:lsdException w:name="heading 7" w:uiPriority="9" w:qFormat="1"/>
+    <w:lsdException w:name="heading 8" w:uiPriority="9" w:qFormat="1"/>
+    <w:lsdException w:name="heading 9" w:uiPriority="9" w:qFormat="1"/>
+    <w:lsdException w:name="toc 1" w:uiPriority="39"/>
+    <w:lsdException w:name="toc 2" w:uiPriority="39"/>
+    <w:lsdException w:name="toc 3" w:uiPriority="39"/>
+    <w:lsdException w:name="toc 4" w:uiPriority="39"/>
+    <w:lsdException w:name="toc 5" w:uiPriority="39"/>
+    <w:lsdException w:name="toc 6" w:uiPriority="39"/>
+    <w:lsdException w:name="toc 7" w:uiPriority="39"/>
+    <w:lsdException w:name="toc 8" w:uiPriority="39"/>
+    <w:lsdException w:name="toc 9" w:uiPriority="39"/>
+    <w:lsdException w:name="caption" w:uiPriority="35" w:qFormat="1"/>
+    <w:lsdException w:name="Title" w:semiHidden="0" w:uiPriority="10" w:unhideWhenUsed="0" w:qFormat="1"/>
+    <w:lsdException w:name="Default Paragraph Font" w:uiPriority="1"/>
+    <w:lsdException w:name="Subtitle" w:semiHidden="0" w:uiPriority="11" w:unhideWhenUsed="0" w:qFormat="1"/>
+    <w:lsdException w:name="Strong" w:semiHidden="0" w:uiPriority="22" w:unhideWhenUsed="0" w:qFormat="1"/>
+    <w:lsdException w:name="Emphasis" w:semiHidden="0" w:uiPriority="20" w:unhideWhenUsed="0" w:qFormat="1"/>
+    <w:lsdException w:name="Table Grid" w:semiHidden="0" w:uiPriority="39" w:unhideWhenUsed="0"/>
+    <w:lsdException w:name="Placeholder Text" w:unhideWhenUsed="0"/>
+    <w:lsdException w:name="No Spacing" w:semiHidden="0" w:uiPriority="1" w:unhideWhenUsed="0" w:qFormat="1"/>
+    <w:lsdException w:name="Light Shading" w:semiHidden="0" w:uiPriority="60" w:unhideWhenUsed="0"/>
+    <w:lsdException w:name="Light List" w:semiHidden="0" w:uiPriority="61" w:unhideWhenUsed="0"/>
+    <w:lsdException w:name="Light Grid" w:semiHidden="0" w:uiPriority="62" w:unhideWhenUsed="0"/>
+    <w:lsdException w:name="Medium Shading 1" w:semiHidden="0" w:uiPriority="63" w:unhideWhenUsed="0"/>
+    <w:lsdException w:name="Medium Shading 2" w:semiHidden="0" w:uiPriority="64" w:unhideWhenUsed="0"/>
+    <w:lsdException w:name="Medium List 1" w:semiHidden="0" w:uiPriority="65" w:unhideWhenUsed="0"/>
+    <w:lsdException w:name="Medium List 2" w:semiHidden="0" w:uiPriority="66" w:unhideWhenUsed="0"/>
+    <w:lsdException w:name="Medium Grid 1" w:semiHidden="0" w:uiPriority="67" w:unhideWhenUsed="0"/>
+    <w:lsdException w:name="Medium Grid 2" w:semiHidden="0" w:uiPriority="68" w:unhideWhenUsed="0"/>
+    <w:lsdException w:name="Medium Grid 3" w:semiHidden="0" w:uiPriority="69" w:unhideWhenUsed="0"/>
+    <w:lsdException w:name="Dark List" w:semiHidden="0" w:uiPriority="70" w:unhideWhenUsed="0"/>
+    <w:lsdException w:name="Colorful Shading" w:semiHidden="0" w:uiPriority="71" w:unhideWhenUsed="0"/>
+    <w:lsdException w:name="Colorful List" w:semiHidden="0" w:uiPriority="72" w:unhideWhenUsed="0"/>
+    <w:lsdException w:name="Colorful Grid" w:semiHidden="0" w:uiPriority="73" w:unhideWhenUsed="0"/>
+    <w:lsdException w:name="Light Shading Accent 1" w:semiHidden="0" w:uiPriority="60" w:unhideWhenUsed="0"/>
+    <w:lsdException w:name="Light List Accent 1" w:semiHidden="0" w:uiPriority="61" w:unhideWhenUsed="0"/>
+    <w:lsdException w:name="Light Grid Accent 1" w:semiHidden="0" w:uiPriority="62" w:unhideWhenUsed="0"/>
+    <w:lsdException w:name="Medium Shading 1 Accent 1" w:semiHidden="0" w:uiPriority="63" w:unhideWhenUsed="0"/>
+    <w:lsdException w:name="Medium Shading 2 Accent 1" w:semiHidden="0" w:uiPriority="64" w:unhideWhenUsed="0"/>
+    <w:lsdException w:name="Medium List 1 Accent 1" w:semiHidden="0" w:uiPriority="65" w:unhideWhenUsed="0"/>
+    <w:lsdException w:name="Revision" w:unhideWhenUsed="0"/>
+    <w:lsdException w:name="List Paragraph" w:semiHidden="0" w:uiPriority="34" w:unhideWhenUsed="0" w:qFormat="1"/>
+    <w:lsdException w:name="Quote" w:semiHidden="0" w:uiPriority="29" w:unhideWhenUsed="0" w:qFormat="1"/>
+    <w:lsdException w:name="Intense Quote" w:semiHidden="0" w:uiPriority="30" w:unhideWhenUsed="0" w:qFormat="1"/>
+    <w:lsdException w:name="Medium List 2 Accent 1" w:semiHidden="0" w:uiPriority="66" w:unhideWhenUsed="0"/>
+    <w:lsdException w:name="Medium Grid 1 Accent 1" w:semiHidden="0" w:uiPriority="67" w:unhideWhenUsed="0"/>
+    <w:lsdException w:name="Medium Grid 2 Accent 1" w:semiHidden="0" w:uiPriority="68" w:unhideWhenUsed="0"/>
+    <w:lsdException w:name="Medium Grid 3 Accent 1" w:semiHidden="0" w:uiPriority="69" w:unhideWhenUsed="0"/>
+    <w:lsdException w:name="Dark List Accent 1" w:semiHidden="0" w:uiPriority="70" w:unhideWhenUsed="0"/>
+    <w:lsdException w:name="Colorful Shading Accent 1" w:semiHidden="0" w:uiPriority="71" w:unhideWhenUsed="0"/>
+    <w:lsdException w:name="Colorful List Accent 1" w:semiHidden="0" w:uiPriority="72" w:unhideWhenUsed="0"/>
+    <w:lsdException w:name="Colorful Grid Accent 1" w:semiHidden="0" w:uiPriority="73" w:unhideWhenUsed="0"/>
+    <w:lsdException w:name="Light Shading Accent 2" w:semiHidden="0" w:uiPriority="60" w:unhideWhenUsed="0"/>
+    <w:lsdException w:name="Light List Accent 2" w:semiHidden="0" w:uiPriority="61" w:unhideWhenUsed="0"/>
+    <w:lsdException w:name="Light Grid Accent 2" w:semiHidden="0" w:uiPriority="62" w:unhideWhenUsed="0"/>
+    <w:lsdException w:name="Medium Shading 1 Accent 2" w:semiHidden="0" w:uiPriority="63" w:unhideWhenUsed="0"/>
+    <w:lsdException w:name="Medium Shading 2 Accent 2" w:semiHidden="0" w:uiPriority="64" w:unhideWhenUsed="0"/>
+    <w:lsdException w:name="Medium List 1 Accent 2" w:semiHidden="0" w:uiPriority="65" w:unhideWhenUsed="0"/>
+    <w:lsdException w:name="Medium List 2 Accent 2" w:semiHidden="0" w:uiPriority="66" w:unhideWhenUsed="0"/>
+    <w:lsdException w:name="Medium Grid 1 Accent 2" w:semiHidden="0" w:uiPriority="67" w:unhideWhenUsed="0"/>
+    <w:lsdException w:name="Medium Grid 2 Accent 2" w:semiHidden="0" w:uiPriority="68" w:unhideWhenUsed="0"/>
+    <w:lsdException w:name="Medium Grid 3 Accent 2" w:semiHidden="0" w:uiPriority="69" w:unhideWhenUsed="0"/>
+    <w:lsdException w:name="Dark List Accent 2" w:semiHidden="0" w:uiPriority="70" w:unhideWhenUsed="0"/>
+    <w:lsdException w:name="Colorful Shading Accent 2" w:semiHidden="0" w:uiPriority="71" w:unhideWhenUsed="0"/>
+    <w:lsdException w:name="Colorful List Accent 2" w:semiHidden="0" w:uiPriority="72" w:unhideWhenUsed="0"/>
+    <w:lsdException w:name="Colorful Grid Accent 2" w:semiHidden="0" w:uiPriority="73" w:unhideWhenUsed="0"/>
+    <w:lsdException w:name="Light Shading Accent 3" w:semiHidden="0" w:uiPriority="60" w:unhideWhenUsed="0"/>
+    <w:lsdException w:name="Light List Accent 3" w:semiHidden="0" w:uiPriority="61" w:unhideWhenUsed="0"/>
+    <w:lsdException w:name="Light Grid Accent 3" w:semiHidden="0" w:uiPriority="62" w:unhideWhenUsed="0"/>
+    <w:lsdException w:name="Medium Shading 1 Accent 3" w:semiHidden="0" w:uiPriority="63" w:unhideWhenUsed="0"/>
+    <w:lsdException w:name="Medium Shading 2 Accent 3" w:semiHidden="0" w:uiPriority="64" w:unhideWhenUsed="0"/>
+    <w:lsdException w:name="Medium List 1 Accent 3" w:semiHidden="0" w:uiPriority="65" w:unhideWhenUsed="0"/>
+    <w:lsdException w:name="Medium List 2 Accent 3" w:semiHidden="0" w:uiPriority="66" w:unhideWhenUsed="0"/>
+    <w:lsdException w:name="Medium Grid 1 Accent 3" w:semiHidden="0" w:uiPriority="67" w:unhideWhenUsed="0"/>
+    <w:lsdException w:name="Medium Grid 2 Accent 3" w:semiHidden="0" w:uiPriority="68" w:unhideWhenUsed="0"/>
+    <w:lsdException w:name="Medium Grid 3 Accent 3" w:semiHidden="0" w:uiPriority="69" w:unhideWhenUsed="0"/>
+    <w:lsdException w:name="Dark List Accent 3" w:semiHidden="0" w:uiPriority="70" w:unhideWhenUsed="0"/>
+    <w:lsdException w:name="Colorful Shading Accent 3" w:semiHidden="0" w:uiPriority="71" w:unhideWhenUsed="0"/>
+    <w:lsdException w:name="Colorful List Accent 3" w:semiHidden="0" w:uiPriority="72" w:unhideWhenUsed="0"/>
+    <w:lsdException w:name="Colorful Grid Accent 3" w:semiHidden="0" w:uiPriority="73" w:unhideWhenUsed="0"/>
+    <w:lsdException w:name="Light Shading Accent 4" w:semiHidden="0" w:uiPriority="60" w:unhideWhenUsed="0"/>
+    <w:lsdException w:name="Light List Accent 4" w:semiHidden="0" w:uiPriority="61" w:unhideWhenUsed="0"/>
+    <w:lsdException w:name="Light Grid Accent 4" w:semiHidden="0" w:uiPriority="62" w:unhideWhenUsed="0"/>
+    <w:lsdException w:name="Medium Shading 1 Accent 4" w:semiHidden="0" w:uiPriority="63" w:unhideWhenUsed="0"/>
+    <w:lsdException w:name="Medium Shading 2 Accent 4" w:semiHidden="0" w:uiPriority="64" w:unhideWhenUsed="0"/>
+    <w:lsdException w:name="Medium List 1 Accent 4" w:semiHidden="0" w:uiPriority="65" w:unhideWhenUsed="0"/>
+    <w:lsdException w:name="Medium List 2 Accent 4" w:semiHidden="0" w:uiPriority="66" w:unhideWhenUsed="0"/>
+    <w:lsdException w:name="Medium Grid 1 Accent 4" w:semiHidden="0" w:uiPriority="67" w:unhideWhenUsed="0"/>
+    <w:lsdException w:name="Medium Grid 2 Accent 4" w:semiHidden="0" w:uiPriority="68" w:unhideWhenUsed="0"/>
+    <w:lsdException w:name="Medium Grid 3 Accent 4" w:semiHidden="0" w:uiPriority="69" w:unhideWhenUsed="0"/>
+    <w:lsdException w:name="Dark List Accent 4" w:semiHidden="0" w:uiPriority="70" w:unhideWhenUsed="0"/>
+    <w:lsdException w:name="Colorful Shading Accent 4" w:semiHidden="0" w:uiPriority="71" w:unhideWhenUsed="0"/>
+    <w:lsdException w:name="Colorful List Accent 4" w:semiHidden="0" w:uiPriority="72" w:unhideWhenUsed="0"/>
+    <w:lsdException w:name="Colorful Grid Accent 4" w:semiHidden="0" w:uiPriority="73" w:unhideWhenUsed="0"/>
+    <w:lsdException w:name="Light Shading Accent 5" w:semiHidden="0" w:uiPriority="60" w:unhideWhenUsed="0"/>
+    <w:lsdException w:name="Light List Accent 5" w:semiHidden="0" w:uiPriority="61" w:unhideWhenUsed="0"/>
+    <w:lsdException w:name="Light Grid Accent 5" w:semiHidden="0" w:uiPriority="62" w:unhideWhenUsed="0"/>
+    <w:lsdException w:name="Medium Shading 1 Accent 5" w:semiHidden="0" w:uiPriority="63" w:unhideWhenUsed="0"/>
+    <w:lsdException w:name="Medium Shading 2 Accent 5" w:semiHidden="0" w:uiPriority="64" w:unhideWhenUsed="0"/>
+    <w:lsdException w:name="Medium List 1 Accent 5" w:semiHidden="0" w:uiPriority="65" w:unhideWhenUsed="0"/>
+    <w:lsdException w:name="Medium List 2 Accent 5" w:semiHidden="0" w:uiPriority="66" w:unhideWhenUsed="0"/>
+    <w:lsdException w:name="Medium Grid 1 Accent 5" w:semiHidden="0" w:uiPriority="67" w:unhideWhenUsed="0"/>
+    <w:lsdException w:name="Medium Grid 2 Accent 5" w:semiHidden="0" w:uiPriority="68" w:unhideWhenUsed="0"/>
+    <w:lsdException w:name="Medium Grid 3 Accent 5" w:semiHidden="0" w:uiPriority="69" w:unhideWhenUsed="0"/>
+    <w:lsdException w:name="Dark List Accent 5" w:semiHidden="0" w:uiPriority="70" w:unhideWhenUsed="0"/>
+    <w:lsdException w:name="Colorful Shading Accent 5" w:semiHidden="0" w:uiPriority="71" w:unhideWhenUsed="0"/>
+    <w:lsdException w:name="Colorful List Accent 5" w:semiHidden="0" w:uiPriority="72" w:unhideWhenUsed="0"/>
+    <w:lsdException w:name="Colorful Grid Accent 5" w:semiHidden="0" w:uiPriority="73" w:unhideWhenUsed="0"/>
+    <w:lsdException w:name="Light Shading Accent 6" w:semiHidden="0" w:uiPriority="60" w:unhideWhenUsed="0"/>
+    <w:lsdException w:name="Light List Accent 6" w:semiHidden="0" w:uiPriority="61" w:unhideWhenUsed="0"/>
+    <w:lsdException w:name="Light Grid Accent 6" w:semiHidden="0" w:uiPriority="62" w:unhideWhenUsed="0"/>
+    <w:lsdException w:name="Medium Shading 1 Accent 6" w:semiHidden="0" w:uiPriority="63" w:unhideWhenUsed="0"/>
+    <w:lsdException w:name="Medium Shading 2 Accent 6" w:semiHidden="0" w:uiPriority="64" w:unhideWhenUsed="0"/>
+    <w:lsdException w:name="Medium List 1 Accent 6" w:semiHidden="0" w:uiPriority="65" w:unhideWhenUsed="0"/>
+    <w:lsdException w:name="Medium List 2 Accent 6" w:semiHidden="0" w:uiPriority="66" w:unhideWhenUsed="0"/>
+    <w:lsdException w:name="Medium Grid 1 Accent 6" w:semiHidden="0" w:uiPriority="67" w:unhideWhenUsed="0"/>
+    <w:lsdException w:name="Medium Grid 2 Accent 6" w:semiHidden="0" w:uiPriority="68" w:unhideWhenUsed="0"/>
+    <w:lsdException w:name="Medium Grid 3 Accent 6" w:semiHidden="0" w:uiPriority="69" w:unhideWhenUsed="0"/>
+    <w:lsdException w:name="Dark List Accent 6" w:semiHidden="0" w:uiPriority="70" w:unhideWhenUsed="0"/>
+    <w:lsdException w:name="Colorful Shading Accent 6" w:semiHidden="0" w:uiPriority="71" w:unhideWhenUsed="0"/>
+    <w:lsdException w:name="Colorful List Accent 6" w:semiHidden="0" w:uiPriority="72" w:unhideWhenUsed="0"/>
+    <w:lsdException w:name="Colorful Grid Accent 6" w:semiHidden="0" w:uiPriority="73" w:unhideWhenUsed="0"/>
+    <w:lsdException w:name="Subtle Emphasis" w:semiHidden="0" w:uiPriority="19" w:unhideWhenUsed="0" w:qFormat="1"/>
+    <w:lsdException w:name="Intense Emphasis" w:semiHidden="0" w:uiPriority="21" w:unhideWhenUsed="0" w:qFormat="1"/>
+    <w:lsdException w:name="Subtle Reference" w:semiHidden="0" w:uiPriority="31" w:unhideWhenUsed="0" w:qFormat="1"/>
+    <w:lsdException w:name="Intense Reference" w:semiHidden="0" w:uiPriority="32" w:unhideWhenUsed="0" w:qFormat="1"/>
+    <w:lsdException w:name="Book Title" w:semiHidden="0" w:uiPriority="33" w:unhideWhenUsed="0" w:qFormat="1"/>
+    <w:lsdException w:name="Bibliography" w:uiPriority="37"/>
+    <w:lsdException w:name="TOC Heading" w:uiPriority="39" w:qFormat="1"/>
+  </w:latentStyles>
+  <w:style w:type="paragraph" w:default="1" w:styleId="a">
+    <w:name w:val="Normal"/>
+    <w:qFormat/>
+    <w:rsid w:val="005C267F"/>
+    <w:pPr>
+      <w:widowControl w:val="0"/>
+      <w:spacing w:line="360" w:lineRule="auto"/>
+      <w:ind w:firstLineChars="200" w:firstLine="200"/>
+      <w:jc w:val="both"/>
+    </w:pPr>
+    <w:rPr>
+      <w:rFonts w:ascii="Times New Roman" w:eastAsia="仿宋_GB2312" w:hAnsi="Times New Roman" w:cs="Times New Roman"/>
+      <w:sz w:val="28"/>
+      <w:szCs w:val="24"/>
+    </w:rPr>
+  </w:style>
+  <w:style w:type="paragraph" w:styleId="1">
+    <w:name w:val="heading 1"/>
+    <w:basedOn w:val="a"/>
+    <w:next w:val="a"/>
+    <w:link w:val="1Char"/>
+    <w:qFormat/>
+    <w:rsid w:val="00A97D78"/>
+    <w:pPr>
+      <w:keepNext/>
+      <w:keepLines/>
+      <w:adjustRightInd w:val="0"/>
+      <w:spacing w:before="100" w:after="100" w:line="578" w:lineRule="auto"/>
+      <w:ind w:firstLineChars="0" w:firstLine="0"/>
+      <w:jc w:val="left"/>
+      <w:outlineLvl w:val="0"/>
+    </w:pPr>
+    <w:rPr>
+      <w:b/>
+      <w:bCs/>
+      <w:kern w:val="44"/>
+      <w:sz w:val="44"/>
+      <w:szCs w:val="44"/>
+    </w:rPr>
+  </w:style>
+  <w:style w:type="character" w:default="1" w:styleId="a0">
+    <w:name w:val="Default Paragraph Font"/>
+    <w:uiPriority w:val="1"/>
+    <w:semiHidden/>
+    <w:unhideWhenUsed/>
+  </w:style>
+  <w:style w:type="table" w:default="1" w:styleId="a1">
+    <w:name w:val="Normal Table"/>
+    <w:uiPriority w:val="99"/>
+    <w:semiHidden/>
+    <w:unhideWhenUsed/>
+    <w:tblPr>
+      <w:tblInd w:w="0" w:type="dxa"/>
+      <w:tblCellMar>
+        <w:top w:w="0" w:type="dxa"/>
+        <w:left w:w="108" w:type="dxa"/>
+        <w:bottom w:w="0" w:type="dxa"/>
+        <w:right w:w="108" w:type="dxa"/>
+      </w:tblCellMar>
+    </w:tblPr>
+  </w:style>
+  <w:style w:type="numbering" w:default="1" w:styleId="a2">
+    <w:name w:val="No List"/>
+    <w:uiPriority w:val="99"/>
+    <w:semiHidden/>
+    <w:unhideWhenUsed/>
+  </w:style>
+  <w:style w:type="character" w:customStyle="1" w:styleId="1Char">
+    <w:name w:val="标题 1 Char"/>
+    <w:basedOn w:val="a0"/>
+    <w:link w:val="1"/>
+    <w:qFormat/>
+    <w:rsid w:val="00A97D78"/>
+    <w:rPr>
+      <w:rFonts w:ascii="Times New Roman" w:eastAsia="仿宋_GB2312" w:hAnsi="Times New Roman" w:cs="Times New Roman"/>
+      <w:b/>
+      <w:bCs/>
+      <w:kern w:val="44"/>
+      <w:sz w:val="44"/>
+      <w:szCs w:val="44"/>
+    </w:rPr>
+  </w:style>
+  <w:style w:type="paragraph" w:styleId="a3">
+    <w:name w:val="List Paragraph"/>
+    <w:basedOn w:val="a"/>
+    <w:uiPriority w:val="34"/>
+    <w:qFormat/>
+    <w:rsid w:val="00AC6A17"/>
+    <w:pPr>
+      <w:ind w:firstLine="420"/>
+    </w:pPr>
+  </w:style>
+  <w:style w:type="paragraph" w:styleId="a4">
+    <w:name w:val="header"/>
+    <w:basedOn w:val="a"/>
+    <w:link w:val="Char"/>
+    <w:uiPriority w:val="99"/>
+    <w:unhideWhenUsed/>
     <w:rsid w:val="00011526"/>
+    <w:pPr>
+      <w:pBdr>
+        <w:bottom w:val="single" w:sz="6" w:space="1" w:color="auto"/>
+      </w:pBdr>
+      <w:tabs>
+        <w:tab w:val="center" w:pos="4153"/>
+        <w:tab w:val="right" w:pos="8306"/>
+      </w:tabs>
+      <w:snapToGrid w:val="0"/>
+      <w:spacing w:line="240" w:lineRule="auto"/>
+      <w:jc w:val="center"/>
+    </w:pPr>
+    <w:rPr>
+      <w:sz w:val="18"/>
+      <w:szCs w:val="18"/>
+    </w:rPr>
+  </w:style>
+  <w:style w:type="character" w:customStyle="1" w:styleId="Char">
+    <w:name w:val="页眉 Char"/>
+    <w:basedOn w:val="a0"/>
+    <w:link w:val="a4"/>
+    <w:uiPriority w:val="99"/>
+    <w:rsid w:val="00011526"/>
+    <w:rPr>
+      <w:rFonts w:ascii="Times New Roman" w:eastAsia="仿宋_GB2312" w:hAnsi="Times New Roman" w:cs="Times New Roman"/>
+      <w:sz w:val="18"/>
+      <w:szCs w:val="18"/>
+    </w:rPr>
+  </w:style>
+  <w:style w:type="paragraph" w:styleId="a5">
+    <w:name w:val="footer"/>
+    <w:basedOn w:val="a"/>
+    <w:link w:val="Char0"/>
+    <w:uiPriority w:val="99"/>
+    <w:unhideWhenUsed/>
+    <w:rsid w:val="00011526"/>
+    <w:pPr>
+      <w:tabs>
+        <w:tab w:val="center" w:pos="4153"/>
+        <w:tab w:val="right" w:pos="8306"/>
+      </w:tabs>
+      <w:snapToGrid w:val="0"/>
+      <w:spacing w:line="240" w:lineRule="auto"/>
+      <w:jc w:val="left"/>
+    </w:pPr>
+    <w:rPr>
+      <w:sz w:val="18"/>
+      <w:szCs w:val="18"/>
+    </w:rPr>
+  </w:style>
+  <w:style w:type="character" w:customStyle="1" w:styleId="Char0">
+    <w:name w:val="页脚 Char"/>
+    <w:basedOn w:val="a0"/>
+    <w:link w:val="a5"/>
+    <w:uiPriority w:val="99"/>
+    <w:rsid w:val="00011526"/>
+    <w:rPr>
+      <w:rFonts w:ascii="Times New Roman" w:eastAsia="仿宋_GB2312" w:hAnsi="Times New Roman" w:cs="Times New Roman"/>
+      <w:sz w:val="18"/>
+      <w:szCs w:val="18"/>
+    </w:rPr>
+  </w:style>
+  <w:style w:type="paragraph" w:styleId="a6">
+    <w:name w:val="Date"/>
+    <w:basedOn w:val="a"/>
+    <w:next w:val="a"/>
+    <w:link w:val="Char1"/>
+    <w:uiPriority w:val="99"/>
+    <w:semiHidden/>
+    <w:unhideWhenUsed/>
+    <w:rsid w:val="001C5A73"/>
+    <w:pPr>
+      <w:ind w:leftChars="2500" w:left="100"/>
+    </w:pPr>
+  </w:style>
+  <w:style w:type="character" w:customStyle="1" w:styleId="Char1">
+    <w:name w:val="日期 Char"/>
+    <w:basedOn w:val="a0"/>
+    <w:link w:val="a6"/>
+    <w:uiPriority w:val="99"/>
+    <w:semiHidden/>
+    <w:rsid w:val="001C5A73"/>
+    <w:rPr>
+      <w:rFonts w:ascii="Times New Roman" w:eastAsia="仿宋_GB2312" w:hAnsi="Times New Roman" w:cs="Times New Roman"/>
+      <w:sz w:val="28"/>
+      <w:szCs w:val="24"/>
+    </w:rPr>
+  </w:style>
+  <w:style w:type="paragraph" w:styleId="a7">
+    <w:name w:val="Balloon Text"/>
+    <w:basedOn w:val="a"/>
+    <w:link w:val="Char2"/>
+    <w:uiPriority w:val="99"/>
+    <w:semiHidden/>
+    <w:unhideWhenUsed/>
+    <w:rsid w:val="00883D6C"/>
+    <w:pPr>
+      <w:spacing w:line="240" w:lineRule="auto"/>
+    </w:pPr>
+    <w:rPr>
+      <w:sz w:val="18"/>
+      <w:szCs w:val="18"/>
+    </w:rPr>
+  </w:style>
+  <w:style w:type="character" w:customStyle="1" w:styleId="Char2">
+    <w:name w:val="批注框文本 Char"/>
+    <w:basedOn w:val="a0"/>
+    <w:link w:val="a7"/>
+    <w:uiPriority w:val="99"/>
+    <w:semiHidden/>
+    <w:rsid w:val="00883D6C"/>
     <w:rPr>
       <w:rFonts w:ascii="Times New Roman" w:eastAsia="仿宋_GB2312" w:hAnsi="Times New Roman" w:cs="Times New Roman"/>
       <w:sz w:val="18"/>
@@ -1921,7 +2803,7 @@
   <a:extraClrSchemeLst/>
   <a:extLst>
     <a:ext uri="{05A4C25C-085E-4340-85A3-A5531E510DB2}">
-      <thm15:themeFamily xmlns:thm15="http://schemas.microsoft.com/office/thememl/2012/main" name="Office Theme" id="{62F939B6-93AF-4DB8-9C6B-D6C7DFDC589F}" vid="{4A3C46E8-61CC-4603-A589-7422A47A8E4A}"/>
+      <thm15:themeFamily xmlns:thm15="http://schemas.microsoft.com/office/thememl/2012/main" xmlns="" name="Office Theme" id="{62F939B6-93AF-4DB8-9C6B-D6C7DFDC589F}" vid="{4A3C46E8-61CC-4603-A589-7422A47A8E4A}"/>
     </a:ext>
   </a:extLst>
 </a:theme>
